--- a/Análise de Vulnerabilidades.docx
+++ b/Análise de Vulnerabilidades.docx
@@ -282,6 +282,14 @@
         </w:rPr>
         <w:t xml:space="preserve">Lucas Machadinho n </w:t>
       </w:r>
+      <w:r>
+        <w:rPr>
+          <w:rFonts w:ascii="Calibri" w:hAnsi="Calibri" w:cs="Calibri"/>
+          <w:sz w:val="28"/>
+          <w:szCs w:val="28"/>
+        </w:rPr>
+        <w:t>79294</w:t>
+      </w:r>
     </w:p>
     <w:p>
       <w:pPr>
@@ -299,1494 +307,819 @@
         </w:rPr>
         <w:t>Pedro Gonçalves n</w:t>
       </w:r>
-    </w:p>
-    <w:p>
-      <w:pPr>
-        <w:pStyle w:val="PargrafodaLista"/>
-        <w:numPr>
-          <w:ilvl w:val="0"/>
-          <w:numId w:val="1"/>
-        </w:numPr>
+      <w:r>
+        <w:rPr>
+          <w:rFonts w:ascii="Calibri" w:hAnsi="Calibri" w:cs="Calibri"/>
+          <w:sz w:val="28"/>
+          <w:szCs w:val="28"/>
+        </w:rPr>
+        <w:t xml:space="preserve"> 79297</w:t>
+      </w:r>
+    </w:p>
+    <w:p>
+      <w:pPr>
+        <w:pStyle w:val="Heading1"/>
+      </w:pPr>
+      <w:r>
+        <w:lastRenderedPageBreak/>
+        <w:t>Introdução</w:t>
+      </w:r>
+      <w:r>
+        <w:t xml:space="preserve"> </w:t>
+      </w:r>
+    </w:p>
+    <w:p>
+      <w:pPr>
+        <w:pStyle w:val="Heading2"/>
+      </w:pPr>
+      <w:r>
+        <w:t>Introdução da Cibersegurança</w:t>
+      </w:r>
+    </w:p>
+    <w:p>
+      <w:pPr>
+        <w:pStyle w:val="ListParagraph"/>
+        <w:ind w:firstLine="696"/>
+        <w:rPr>
+          <w:rFonts w:ascii="Calibri" w:hAnsi="Calibri" w:cs="Calibri"/>
+          <w:sz w:val="28"/>
+          <w:szCs w:val="28"/>
+        </w:rPr>
+      </w:pPr>
+    </w:p>
+    <w:p>
+      <w:pPr>
+        <w:pStyle w:val="ListParagraph"/>
+        <w:ind w:firstLine="696"/>
+        <w:rPr>
+          <w:rFonts w:ascii="Calibri" w:hAnsi="Calibri" w:cs="Calibri"/>
+          <w:sz w:val="28"/>
+          <w:szCs w:val="28"/>
+        </w:rPr>
+      </w:pPr>
+      <w:r>
+        <w:rPr>
+          <w:rFonts w:ascii="Calibri" w:hAnsi="Calibri" w:cs="Calibri"/>
+          <w:sz w:val="28"/>
+          <w:szCs w:val="28"/>
+        </w:rPr>
+        <w:t>Nos dias de hoje é quase imprescindível uma</w:t>
+      </w:r>
+      <w:r>
+        <w:rPr>
+          <w:rFonts w:ascii="Calibri" w:hAnsi="Calibri" w:cs="Calibri"/>
+          <w:sz w:val="28"/>
+          <w:szCs w:val="28"/>
+        </w:rPr>
+        <w:t xml:space="preserve"> </w:t>
+      </w:r>
+      <w:r>
+        <w:rPr>
+          <w:rFonts w:ascii="Calibri" w:hAnsi="Calibri" w:cs="Calibri"/>
+          <w:sz w:val="28"/>
+          <w:szCs w:val="28"/>
+        </w:rPr>
+        <w:t xml:space="preserve">empresa/negócio, de grande ou pequena dimensão, ter um sistema informático e/ou serviço online. Esta crescente dependência torna estas “organizações” particularmente expostas a vulnerabilidades no software, como falhas de programação, más configurações ou até problemas de rede, o que as permite serem exploradas por piratas informáticos ou outras entidades de forma a conseguir informações sensíveis, executar comandos não autorizados, comprometer a disponibilidade dos serviços e entre outras ações prejudiciais. Neste contexto, o estudo de cibersegurança, e, de vulnerabilidades reais devidamente catalogadas em bases de dados como o </w:t>
+      </w:r>
+      <w:r>
+        <w:rPr>
+          <w:rFonts w:ascii="Calibri" w:hAnsi="Calibri" w:cs="Calibri"/>
+          <w:i/>
+          <w:iCs/>
+          <w:sz w:val="28"/>
+          <w:szCs w:val="28"/>
+        </w:rPr>
+        <w:t>Common Vulnerabilities and Exposures</w:t>
+      </w:r>
+      <w:r>
+        <w:rPr>
+          <w:rFonts w:ascii="Calibri" w:hAnsi="Calibri" w:cs="Calibri"/>
+          <w:sz w:val="28"/>
+          <w:szCs w:val="28"/>
+        </w:rPr>
+        <w:t xml:space="preserve"> (CVE), é fundamental para compreender não só a forma como os ataques são conduzidos, mas também como podem ser detetados e mitigados. </w:t>
+      </w:r>
+    </w:p>
+    <w:p>
+      <w:pPr>
+        <w:pStyle w:val="ListParagraph"/>
+        <w:ind w:left="1440"/>
+        <w:rPr>
+          <w:rFonts w:ascii="Calibri" w:hAnsi="Calibri" w:cs="Calibri"/>
+          <w:sz w:val="36"/>
+          <w:szCs w:val="36"/>
+        </w:rPr>
+      </w:pPr>
+    </w:p>
+    <w:p>
+      <w:pPr>
+        <w:pStyle w:val="Heading2"/>
+      </w:pPr>
+      <w:r>
+        <w:t>As Vulnerabilidades</w:t>
+      </w:r>
+    </w:p>
+    <w:p>
+      <w:pPr>
+        <w:pStyle w:val="ListParagraph"/>
+        <w:ind w:firstLine="696"/>
+        <w:rPr>
+          <w:rFonts w:ascii="Calibri" w:hAnsi="Calibri" w:cs="Calibri"/>
+          <w:i/>
+          <w:iCs/>
+          <w:sz w:val="28"/>
+          <w:szCs w:val="28"/>
+        </w:rPr>
+      </w:pPr>
+      <w:r>
+        <w:rPr>
+          <w:rFonts w:ascii="Calibri" w:hAnsi="Calibri" w:cs="Calibri"/>
+          <w:sz w:val="28"/>
+          <w:szCs w:val="28"/>
+        </w:rPr>
+        <w:t xml:space="preserve">Neste trabalho serão analisadas duas vulnerabilidades com impacto significativo em contextos distintos: </w:t>
+      </w:r>
+      <w:r>
+        <w:rPr>
+          <w:rFonts w:ascii="Calibri" w:hAnsi="Calibri" w:cs="Calibri"/>
+          <w:i/>
+          <w:iCs/>
+          <w:sz w:val="28"/>
+          <w:szCs w:val="28"/>
+        </w:rPr>
+        <w:t xml:space="preserve">“Grafana Path Traversal Vulnerability - CVE-2021-43798” </w:t>
+      </w:r>
+      <w:r>
+        <w:rPr>
+          <w:rFonts w:ascii="Calibri" w:hAnsi="Calibri" w:cs="Calibri"/>
+          <w:sz w:val="28"/>
+          <w:szCs w:val="28"/>
+        </w:rPr>
+        <w:t>e “</w:t>
+      </w:r>
+      <w:r>
+        <w:rPr>
+          <w:rFonts w:ascii="Calibri" w:hAnsi="Calibri" w:cs="Calibri"/>
+          <w:i/>
+          <w:iCs/>
+          <w:sz w:val="28"/>
+          <w:szCs w:val="28"/>
+        </w:rPr>
+        <w:t>GNU Bash OS Command Injection Vulnerability CVE-2014-6278”.</w:t>
+      </w:r>
+    </w:p>
+    <w:p>
+      <w:pPr>
+        <w:pStyle w:val="ListParagraph"/>
+        <w:ind w:firstLine="696"/>
+        <w:rPr>
+          <w:rFonts w:ascii="Calibri" w:hAnsi="Calibri" w:cs="Calibri"/>
+          <w:sz w:val="28"/>
+          <w:szCs w:val="28"/>
+        </w:rPr>
+      </w:pPr>
+    </w:p>
+    <w:p>
+      <w:pPr>
+        <w:pStyle w:val="Heading3"/>
+      </w:pPr>
+      <w:r>
+        <w:t>Primeira Vulnerabilidade</w:t>
+      </w:r>
+    </w:p>
+    <w:p>
+      <w:pPr>
+        <w:pStyle w:val="ListParagraph"/>
+        <w:ind w:left="2520"/>
+        <w:rPr>
+          <w:rFonts w:ascii="Calibri" w:hAnsi="Calibri" w:cs="Calibri"/>
+          <w:sz w:val="36"/>
+          <w:szCs w:val="36"/>
+        </w:rPr>
+      </w:pPr>
+    </w:p>
+    <w:p>
+      <w:pPr>
+        <w:pStyle w:val="ListParagraph"/>
+        <w:ind w:firstLine="696"/>
+        <w:rPr>
+          <w:rFonts w:ascii="Calibri" w:hAnsi="Calibri" w:cs="Calibri"/>
+          <w:sz w:val="28"/>
+          <w:szCs w:val="28"/>
+        </w:rPr>
+      </w:pPr>
+      <w:r>
+        <w:rPr>
+          <w:rFonts w:ascii="Calibri" w:hAnsi="Calibri" w:cs="Calibri"/>
+          <w:sz w:val="28"/>
+          <w:szCs w:val="28"/>
+        </w:rPr>
+        <w:t xml:space="preserve">A primeira vulnerabilidade mencionada afeta o </w:t>
+      </w:r>
+      <w:r>
+        <w:rPr>
+          <w:rFonts w:ascii="Calibri" w:hAnsi="Calibri" w:cs="Calibri"/>
+          <w:i/>
+          <w:iCs/>
+          <w:sz w:val="28"/>
+          <w:szCs w:val="28"/>
+        </w:rPr>
+        <w:t>Grafana</w:t>
+      </w:r>
+      <w:r>
+        <w:rPr>
+          <w:rFonts w:ascii="Calibri" w:hAnsi="Calibri" w:cs="Calibri"/>
+          <w:sz w:val="28"/>
+          <w:szCs w:val="28"/>
+        </w:rPr>
+        <w:t xml:space="preserve">, uma plataforma open-source para análise e visualização de dados em tempo real, amplamente utilizada para monitoramento de sistemas e infraestrutura. Em versões específicas do Grafana (8.0.0-beta1 até 8.3.0, excluindo as versões corrigidas), um erro na validação do caminho de ficheiros nos plugins permite que um atacante remoto, não autenticado, explore uma vulnerabilidade de </w:t>
+      </w:r>
+      <w:r>
+        <w:rPr>
+          <w:rFonts w:ascii="Calibri" w:hAnsi="Calibri" w:cs="Calibri"/>
+          <w:i/>
+          <w:iCs/>
+          <w:sz w:val="28"/>
+          <w:szCs w:val="28"/>
+        </w:rPr>
+        <w:t>path traversal</w:t>
+      </w:r>
+      <w:r>
+        <w:rPr>
+          <w:rFonts w:ascii="Calibri" w:hAnsi="Calibri" w:cs="Calibri"/>
+          <w:sz w:val="28"/>
+          <w:szCs w:val="28"/>
+        </w:rPr>
+        <w:t xml:space="preserve"> </w:t>
+      </w:r>
+      <w:r>
+        <w:rPr>
+          <w:rFonts w:ascii="Calibri" w:hAnsi="Calibri" w:cs="Calibri"/>
+          <w:sz w:val="28"/>
+          <w:szCs w:val="28"/>
+        </w:rPr>
+        <w:lastRenderedPageBreak/>
+        <w:t>para aceder a ficheiros locais no servidor, como ficheiros de configuração ou outros dados sensíveis.</w:t>
+      </w:r>
+    </w:p>
+    <w:p>
+      <w:pPr>
+        <w:pStyle w:val="ListParagraph"/>
+        <w:ind w:firstLine="696"/>
+        <w:rPr>
+          <w:rFonts w:ascii="Calibri" w:hAnsi="Calibri" w:cs="Calibri"/>
+          <w:sz w:val="28"/>
+          <w:szCs w:val="28"/>
+        </w:rPr>
+      </w:pPr>
+    </w:p>
+    <w:p>
+      <w:pPr>
+        <w:pStyle w:val="ListParagraph"/>
+        <w:ind w:firstLine="696"/>
+        <w:rPr>
+          <w:rFonts w:ascii="Calibri" w:hAnsi="Calibri" w:cs="Calibri"/>
+          <w:sz w:val="28"/>
+          <w:szCs w:val="28"/>
+        </w:rPr>
+      </w:pPr>
+      <w:r>
+        <w:rPr>
+          <w:rFonts w:ascii="Calibri" w:hAnsi="Calibri" w:cs="Calibri"/>
+          <w:sz w:val="28"/>
+          <w:szCs w:val="28"/>
+        </w:rPr>
+        <w:t xml:space="preserve">A vulnerabilidade foi identificada em 2021 por um investigador de segurança, Jordy Versmissen, da plataforma </w:t>
+      </w:r>
+      <w:r>
+        <w:rPr>
+          <w:rFonts w:ascii="Calibri" w:hAnsi="Calibri" w:cs="Calibri"/>
+          <w:i/>
+          <w:iCs/>
+          <w:sz w:val="28"/>
+          <w:szCs w:val="28"/>
+        </w:rPr>
+        <w:t>Detectify Crowdsource</w:t>
+      </w:r>
+      <w:r>
+        <w:rPr>
+          <w:rFonts w:ascii="Calibri" w:hAnsi="Calibri" w:cs="Calibri"/>
+          <w:sz w:val="28"/>
+          <w:szCs w:val="28"/>
+        </w:rPr>
+        <w:t xml:space="preserve">, no âmbito da análise de </w:t>
+      </w:r>
+      <w:r>
+        <w:rPr>
+          <w:rFonts w:ascii="Calibri" w:hAnsi="Calibri" w:cs="Calibri"/>
+          <w:i/>
+          <w:iCs/>
+          <w:sz w:val="28"/>
+          <w:szCs w:val="28"/>
+        </w:rPr>
+        <w:t>endpoints</w:t>
+      </w:r>
+      <w:r>
+        <w:rPr>
+          <w:rFonts w:ascii="Calibri" w:hAnsi="Calibri" w:cs="Calibri"/>
+          <w:sz w:val="28"/>
+          <w:szCs w:val="28"/>
+        </w:rPr>
+        <w:t xml:space="preserve"> expostos do Grafana. Após a identificação da anomalia, a exploração foi confirmada através de pedidos HTTP manipulados para o caminho “/public/plugins/”, introduzindo sequências de diretórios como ../ para forçar o acesso a ficheiros fora da pasta prevista. A falha foi comunicada à equipa do Grafana , e em dezembro de 2021, foram lançadas versões de emergência (8.0.7, 8.1.8, 8.2.7 e 8.3.1) que corrigiram      o problema. </w:t>
+      </w:r>
+    </w:p>
+    <w:p>
+      <w:pPr>
+        <w:pStyle w:val="ListParagraph"/>
+        <w:ind w:firstLine="696"/>
+        <w:rPr>
+          <w:rFonts w:ascii="Calibri" w:hAnsi="Calibri" w:cs="Calibri"/>
+          <w:sz w:val="28"/>
+          <w:szCs w:val="28"/>
+        </w:rPr>
+      </w:pPr>
+    </w:p>
+    <w:p>
+      <w:pPr>
+        <w:pStyle w:val="Heading4"/>
+        <w:rPr>
+          <w:sz w:val="28"/>
+          <w:szCs w:val="28"/>
+        </w:rPr>
+      </w:pPr>
+      <w:r>
+        <w:rPr>
+          <w:sz w:val="28"/>
+          <w:szCs w:val="28"/>
+        </w:rPr>
+        <w:t>Metodologia</w:t>
+      </w:r>
+    </w:p>
+    <w:p>
+      <w:pPr>
+        <w:pStyle w:val="ListParagraph"/>
+        <w:rPr>
+          <w:rFonts w:ascii="Calibri" w:hAnsi="Calibri" w:cs="Calibri"/>
+          <w:sz w:val="28"/>
+          <w:szCs w:val="28"/>
+        </w:rPr>
+      </w:pPr>
+    </w:p>
+    <w:p>
+      <w:pPr>
+        <w:pStyle w:val="ListParagraph"/>
+        <w:ind w:firstLine="696"/>
+        <w:rPr>
+          <w:rFonts w:ascii="Calibri" w:hAnsi="Calibri" w:cs="Calibri"/>
+          <w:sz w:val="28"/>
+          <w:szCs w:val="28"/>
+        </w:rPr>
+      </w:pPr>
+      <w:r>
+        <w:rPr>
+          <w:rFonts w:ascii="Calibri" w:hAnsi="Calibri" w:cs="Calibri"/>
+          <w:sz w:val="28"/>
+          <w:szCs w:val="28"/>
+        </w:rPr>
+        <w:t xml:space="preserve">A deteção desta vulnerabilidade combinou metodologias típicas de teste de segurança a aplicações web, nomeadamente </w:t>
+      </w:r>
+      <w:r>
+        <w:rPr>
+          <w:rFonts w:ascii="Calibri" w:hAnsi="Calibri" w:cs="Calibri"/>
+          <w:i/>
+          <w:iCs/>
+          <w:sz w:val="28"/>
+          <w:szCs w:val="28"/>
+        </w:rPr>
+        <w:t>reconnaissance</w:t>
+      </w:r>
+      <w:r>
+        <w:rPr>
+          <w:rFonts w:ascii="Calibri" w:hAnsi="Calibri" w:cs="Calibri"/>
+          <w:sz w:val="28"/>
+          <w:szCs w:val="28"/>
+        </w:rPr>
+        <w:t xml:space="preserve"> de URLs, testes manuais de injeção de caminhos (</w:t>
+      </w:r>
+      <w:r>
+        <w:rPr>
+          <w:rFonts w:ascii="Calibri" w:hAnsi="Calibri" w:cs="Calibri"/>
+          <w:i/>
+          <w:iCs/>
+          <w:sz w:val="28"/>
+          <w:szCs w:val="28"/>
+        </w:rPr>
+        <w:t>path traversal</w:t>
+      </w:r>
+      <w:r>
+        <w:rPr>
+          <w:rFonts w:ascii="Calibri" w:hAnsi="Calibri" w:cs="Calibri"/>
+          <w:sz w:val="28"/>
+          <w:szCs w:val="28"/>
+        </w:rPr>
+        <w:t>) e análise do comportamento do servidor face a entradas maliciosas.</w:t>
+      </w:r>
+    </w:p>
+    <w:p>
+      <w:pPr>
+        <w:pStyle w:val="ListParagraph"/>
+        <w:ind w:left="3600"/>
+        <w:rPr>
+          <w:rFonts w:ascii="Calibri" w:hAnsi="Calibri" w:cs="Calibri"/>
+          <w:sz w:val="36"/>
+          <w:szCs w:val="36"/>
+        </w:rPr>
+      </w:pPr>
+    </w:p>
+    <w:p>
+      <w:pPr>
+        <w:pStyle w:val="Heading3"/>
+      </w:pPr>
+      <w:r>
+        <w:t>Segunda Vulnerabilidade</w:t>
+      </w:r>
+    </w:p>
+    <w:p>
+      <w:pPr>
+        <w:ind w:left="1440" w:firstLine="684"/>
+        <w:rPr>
+          <w:rFonts w:ascii="Calibri" w:hAnsi="Calibri" w:cs="Calibri"/>
+          <w:sz w:val="28"/>
+          <w:szCs w:val="28"/>
+        </w:rPr>
+      </w:pPr>
+      <w:r>
+        <w:rPr>
+          <w:rFonts w:ascii="Calibri" w:hAnsi="Calibri" w:cs="Calibri"/>
+          <w:sz w:val="28"/>
+          <w:szCs w:val="28"/>
+        </w:rPr>
+        <w:t xml:space="preserve">A segunda vulnerabilidade em estudo, </w:t>
+      </w:r>
+      <w:r>
+        <w:rPr>
+          <w:rFonts w:ascii="Calibri" w:hAnsi="Calibri" w:cs="Calibri"/>
+          <w:sz w:val="28"/>
+          <w:szCs w:val="28"/>
+        </w:rPr>
+        <w:t>“</w:t>
+      </w:r>
+      <w:r>
+        <w:rPr>
+          <w:rFonts w:ascii="Calibri" w:hAnsi="Calibri" w:cs="Calibri"/>
+          <w:i/>
+          <w:iCs/>
+          <w:sz w:val="28"/>
+          <w:szCs w:val="28"/>
+        </w:rPr>
+        <w:t>GNU Bash OS Command Injection Vulnerability CVE-2014-6278</w:t>
+      </w:r>
+      <w:r>
+        <w:rPr>
+          <w:rFonts w:ascii="Calibri" w:hAnsi="Calibri" w:cs="Calibri"/>
+          <w:i/>
+          <w:iCs/>
+          <w:sz w:val="28"/>
+          <w:szCs w:val="28"/>
+        </w:rPr>
+        <w:t>”</w:t>
+      </w:r>
+      <w:r>
+        <w:rPr>
+          <w:rFonts w:ascii="Calibri" w:hAnsi="Calibri" w:cs="Calibri"/>
+          <w:sz w:val="28"/>
+          <w:szCs w:val="28"/>
+        </w:rPr>
+        <w:t xml:space="preserve">, insere-se na família de falhas conhecidas como </w:t>
+      </w:r>
+      <w:r>
+        <w:rPr>
+          <w:rFonts w:ascii="Calibri" w:hAnsi="Calibri" w:cs="Calibri"/>
+          <w:i/>
+          <w:iCs/>
+          <w:sz w:val="28"/>
+          <w:szCs w:val="28"/>
+        </w:rPr>
+        <w:t>Shellshock</w:t>
+      </w:r>
+      <w:r>
+        <w:rPr>
+          <w:rFonts w:ascii="Calibri" w:hAnsi="Calibri" w:cs="Calibri"/>
+          <w:sz w:val="28"/>
+          <w:szCs w:val="28"/>
+        </w:rPr>
+        <w:t xml:space="preserve">, que afetam a Bash, a </w:t>
+      </w:r>
+      <w:r>
+        <w:rPr>
+          <w:rFonts w:ascii="Calibri" w:hAnsi="Calibri" w:cs="Calibri"/>
+          <w:i/>
+          <w:iCs/>
+          <w:sz w:val="28"/>
+          <w:szCs w:val="28"/>
+        </w:rPr>
+        <w:t>shell</w:t>
+      </w:r>
+      <w:r>
+        <w:rPr>
+          <w:rFonts w:ascii="Calibri" w:hAnsi="Calibri" w:cs="Calibri"/>
+          <w:sz w:val="28"/>
+          <w:szCs w:val="28"/>
+        </w:rPr>
+        <w:t xml:space="preserve"> amplamente utilizada em sistemas Unix e Linux. Estas vulnerabilidades foram inicialmente descobertas em 2014 e estão relacionadas com a forma como a Bash interpreta funções definidas em variáveis de ambiente. No caso específico da CVE-2014-6278, a Bash, até à versão 4.3 (patch nível bash43-026), não analisa corretamente determinadas definições de função presentes em variáveis de ambiente, permitindo que um </w:t>
+      </w:r>
+      <w:r>
+        <w:rPr>
+          <w:rFonts w:ascii="Calibri" w:hAnsi="Calibri" w:cs="Calibri"/>
+          <w:sz w:val="28"/>
+          <w:szCs w:val="28"/>
+        </w:rPr>
+        <w:t>utilizador</w:t>
+      </w:r>
+      <w:r>
+        <w:rPr>
+          <w:rFonts w:ascii="Calibri" w:hAnsi="Calibri" w:cs="Calibri"/>
+          <w:sz w:val="28"/>
+          <w:szCs w:val="28"/>
+        </w:rPr>
+        <w:t xml:space="preserve"> execute comandos arbitrários através de um ambiente especialmente construído. Esta falha pode ser explorada em vários </w:t>
+      </w:r>
+      <w:r>
+        <w:rPr>
+          <w:rFonts w:ascii="Calibri" w:hAnsi="Calibri" w:cs="Calibri"/>
+          <w:sz w:val="28"/>
+          <w:szCs w:val="28"/>
+        </w:rPr>
+        <w:lastRenderedPageBreak/>
+        <w:t xml:space="preserve">contextos, como servidores web que utilizem </w:t>
+      </w:r>
+      <w:r>
+        <w:rPr>
+          <w:rFonts w:ascii="Calibri" w:hAnsi="Calibri" w:cs="Calibri"/>
+          <w:i/>
+          <w:iCs/>
+          <w:sz w:val="28"/>
+          <w:szCs w:val="28"/>
+        </w:rPr>
+        <w:t>scripts</w:t>
+      </w:r>
+      <w:r>
+        <w:rPr>
+          <w:rFonts w:ascii="Calibri" w:hAnsi="Calibri" w:cs="Calibri"/>
+          <w:sz w:val="28"/>
+          <w:szCs w:val="28"/>
+        </w:rPr>
+        <w:t xml:space="preserve"> CGI, serviços SSH com comandos forçados e alguns clientes DHCP, sempre que exista uma passagem de variáveis de ambiente entre processos com diferentes níveis de privilégio.</w:t>
+      </w:r>
+    </w:p>
+    <w:p>
+      <w:pPr>
+        <w:ind w:left="1440" w:firstLine="684"/>
+        <w:rPr>
+          <w:rFonts w:ascii="Calibri" w:hAnsi="Calibri" w:cs="Calibri"/>
+          <w:sz w:val="28"/>
+          <w:szCs w:val="28"/>
+        </w:rPr>
+      </w:pPr>
+      <w:r>
+        <w:rPr>
+          <w:rFonts w:ascii="Calibri" w:hAnsi="Calibri" w:cs="Calibri"/>
+          <w:sz w:val="28"/>
+          <w:szCs w:val="28"/>
+        </w:rPr>
+        <w:t xml:space="preserve">A vulnerabilidade CVE-2014-6278 foi identificada pouco depois da divulgação inicial do </w:t>
+      </w:r>
+      <w:r>
+        <w:rPr>
+          <w:rFonts w:ascii="Calibri" w:hAnsi="Calibri" w:cs="Calibri"/>
+          <w:i/>
+          <w:iCs/>
+          <w:sz w:val="28"/>
+          <w:szCs w:val="28"/>
+        </w:rPr>
+        <w:t>Shellshock</w:t>
+      </w:r>
+      <w:r>
+        <w:rPr>
+          <w:rFonts w:ascii="Calibri" w:hAnsi="Calibri" w:cs="Calibri"/>
+          <w:sz w:val="28"/>
+          <w:szCs w:val="28"/>
+        </w:rPr>
+        <w:t xml:space="preserve">, quando investigadores de segurança verificaram que os primeiros </w:t>
+      </w:r>
+      <w:r>
+        <w:rPr>
+          <w:rFonts w:ascii="Calibri" w:hAnsi="Calibri" w:cs="Calibri"/>
+          <w:i/>
+          <w:iCs/>
+          <w:sz w:val="28"/>
+          <w:szCs w:val="28"/>
+        </w:rPr>
+        <w:t>patches</w:t>
+      </w:r>
+      <w:r>
+        <w:rPr>
+          <w:rFonts w:ascii="Calibri" w:hAnsi="Calibri" w:cs="Calibri"/>
+          <w:sz w:val="28"/>
+          <w:szCs w:val="28"/>
+        </w:rPr>
+        <w:t xml:space="preserve"> para a Bash eram incompletos e continuavam a permitir padrões de exploração semelhantes</w:t>
+      </w:r>
+      <w:r>
+        <w:rPr>
+          <w:rFonts w:ascii="Calibri" w:hAnsi="Calibri" w:cs="Calibri"/>
+          <w:sz w:val="28"/>
+          <w:szCs w:val="28"/>
+        </w:rPr>
+        <w:t>.</w:t>
+      </w:r>
+    </w:p>
+    <w:p>
+      <w:pPr>
+        <w:pStyle w:val="Heading4"/>
+        <w:rPr>
+          <w:sz w:val="28"/>
+          <w:szCs w:val="28"/>
+        </w:rPr>
+      </w:pPr>
+      <w:r>
+        <w:rPr>
+          <w:sz w:val="28"/>
+          <w:szCs w:val="28"/>
+        </w:rPr>
+        <w:t>Metodologia</w:t>
+      </w:r>
+    </w:p>
+    <w:p>
+      <w:pPr>
+        <w:ind w:left="708" w:firstLine="708"/>
+        <w:rPr>
+          <w:rFonts w:ascii="Calibri" w:hAnsi="Calibri" w:cs="Calibri"/>
+          <w:sz w:val="28"/>
+          <w:szCs w:val="28"/>
+        </w:rPr>
+      </w:pPr>
+      <w:r>
+        <w:rPr>
+          <w:rFonts w:ascii="Calibri" w:hAnsi="Calibri" w:cs="Calibri"/>
+          <w:sz w:val="28"/>
+          <w:szCs w:val="28"/>
+        </w:rPr>
+        <w:t xml:space="preserve">A sua descoberta resultou da combinação de análise de código da Bash, testes específicos sobre o mecanismo de exportação de funções e técnicas de </w:t>
+      </w:r>
+      <w:r>
+        <w:rPr>
+          <w:rFonts w:ascii="Calibri" w:hAnsi="Calibri" w:cs="Calibri"/>
+          <w:i/>
+          <w:iCs/>
+          <w:sz w:val="28"/>
+          <w:szCs w:val="28"/>
+        </w:rPr>
+        <w:t>fuzzing</w:t>
+      </w:r>
+      <w:r>
+        <w:rPr>
+          <w:rFonts w:ascii="Calibri" w:hAnsi="Calibri" w:cs="Calibri"/>
+          <w:sz w:val="28"/>
+          <w:szCs w:val="28"/>
+        </w:rPr>
+        <w:t xml:space="preserve"> – geração automática de entradas inesperadas para detetar comportamentos incorretos do interpretador.</w:t>
+      </w:r>
+    </w:p>
+    <w:p>
+      <w:pPr>
+        <w:pStyle w:val="ListParagraph"/>
+        <w:ind w:left="1440"/>
+        <w:rPr>
+          <w:rFonts w:ascii="Calibri" w:hAnsi="Calibri" w:cs="Calibri"/>
+          <w:sz w:val="36"/>
+          <w:szCs w:val="36"/>
+        </w:rPr>
+      </w:pPr>
+    </w:p>
+    <w:p>
+      <w:pPr>
+        <w:pStyle w:val="Heading2"/>
+      </w:pPr>
+      <w:r>
+        <w:t>Metodologias</w:t>
+      </w:r>
+    </w:p>
+    <w:p>
+      <w:pPr>
+        <w:ind w:left="720" w:firstLine="696"/>
+        <w:rPr>
+          <w:rFonts w:ascii="Calibri" w:hAnsi="Calibri" w:cs="Calibri"/>
+          <w:sz w:val="28"/>
+          <w:szCs w:val="28"/>
+        </w:rPr>
+      </w:pPr>
+      <w:r>
+        <w:rPr>
+          <w:rFonts w:ascii="Calibri" w:hAnsi="Calibri" w:cs="Calibri"/>
+          <w:sz w:val="28"/>
+          <w:szCs w:val="28"/>
+        </w:rPr>
+        <w:t xml:space="preserve">De forma geral, as metodologias de deteção utilizadas nestas duas vulnerabilidades representam abordagens complementares na cibersegurança moderna: por um lado, testes de penetração e análise dinâmica de aplicações web, focados em </w:t>
+      </w:r>
+      <w:r>
+        <w:rPr>
+          <w:rFonts w:ascii="Calibri" w:hAnsi="Calibri" w:cs="Calibri"/>
+          <w:i/>
+          <w:iCs/>
+          <w:sz w:val="28"/>
+          <w:szCs w:val="28"/>
+        </w:rPr>
+        <w:t>endpoints</w:t>
+      </w:r>
+      <w:r>
+        <w:rPr>
+          <w:rFonts w:ascii="Calibri" w:hAnsi="Calibri" w:cs="Calibri"/>
+          <w:sz w:val="28"/>
+          <w:szCs w:val="28"/>
+        </w:rPr>
+        <w:t xml:space="preserve"> e validação de caminhos (caso do Grafana); por outro, análise estática e </w:t>
+      </w:r>
+      <w:r>
+        <w:rPr>
+          <w:rFonts w:ascii="Calibri" w:hAnsi="Calibri" w:cs="Calibri"/>
+          <w:i/>
+          <w:iCs/>
+          <w:sz w:val="28"/>
+          <w:szCs w:val="28"/>
+        </w:rPr>
+        <w:t>fuzzing</w:t>
+      </w:r>
+      <w:r>
+        <w:rPr>
+          <w:rFonts w:ascii="Calibri" w:hAnsi="Calibri" w:cs="Calibri"/>
+          <w:sz w:val="28"/>
+          <w:szCs w:val="28"/>
+        </w:rPr>
+        <w:t xml:space="preserve"> de componentes críticos de sistema, como a Bash, para identificar erros de </w:t>
+      </w:r>
+      <w:r>
+        <w:rPr>
+          <w:rFonts w:ascii="Calibri" w:hAnsi="Calibri" w:cs="Calibri"/>
+          <w:i/>
+          <w:iCs/>
+          <w:sz w:val="28"/>
+          <w:szCs w:val="28"/>
+        </w:rPr>
+        <w:t>parsing</w:t>
+      </w:r>
+      <w:r>
+        <w:rPr>
+          <w:rFonts w:ascii="Calibri" w:hAnsi="Calibri" w:cs="Calibri"/>
+          <w:sz w:val="28"/>
+          <w:szCs w:val="28"/>
+        </w:rPr>
+        <w:t xml:space="preserve"> que permitem injeção de comandos. A compreensão destas metodologias é essencial para perceber não só “onde” e “quando” as vulnerabilidades foram detetadas, mas também como futuras falhas podem ser identificadas de forma proativa.</w:t>
+      </w:r>
+    </w:p>
+    <w:p>
+      <w:pPr>
+        <w:rPr>
+          <w:rFonts w:ascii="Calibri" w:hAnsi="Calibri" w:cs="Calibri"/>
+          <w:sz w:val="28"/>
+          <w:szCs w:val="28"/>
+        </w:rPr>
+      </w:pPr>
+    </w:p>
+    <w:p>
+      <w:pPr>
+        <w:rPr>
+          <w:rFonts w:ascii="Calibri" w:hAnsi="Calibri" w:cs="Calibri"/>
+          <w:sz w:val="28"/>
+          <w:szCs w:val="28"/>
+        </w:rPr>
+      </w:pPr>
+    </w:p>
+    <w:p>
+      <w:pPr>
+        <w:pStyle w:val="ListParagraph"/>
+        <w:ind w:firstLine="696"/>
+        <w:rPr>
+          <w:rFonts w:ascii="Calibri" w:hAnsi="Calibri" w:cs="Calibri"/>
+          <w:sz w:val="28"/>
+          <w:szCs w:val="28"/>
+        </w:rPr>
+      </w:pPr>
+    </w:p>
+    <w:p>
+      <w:pPr>
+        <w:pStyle w:val="ListParagraph"/>
+        <w:ind w:left="1440"/>
         <w:rPr>
           <w:rFonts w:ascii="Calibri" w:hAnsi="Calibri" w:cs="Calibri"/>
           <w:sz w:val="48"/>
           <w:szCs w:val="48"/>
         </w:rPr>
       </w:pPr>
-      <w:r>
-        <w:rPr>
-          <w:rFonts w:ascii="Calibri" w:hAnsi="Calibri" w:cs="Calibri"/>
-          <w:sz w:val="48"/>
-          <w:szCs w:val="48"/>
-        </w:rPr>
-        <w:lastRenderedPageBreak/>
-        <w:t>Introdução</w:t>
-      </w:r>
-      <w:r>
-        <w:rPr>
-          <w:rFonts w:ascii="Calibri" w:hAnsi="Calibri" w:cs="Calibri"/>
-          <w:sz w:val="48"/>
-          <w:szCs w:val="48"/>
-        </w:rPr>
-        <w:t xml:space="preserve"> </w:t>
-      </w:r>
-    </w:p>
-    <w:p>
-      <w:pPr>
-        <w:pStyle w:val="PargrafodaLista"/>
-        <w:numPr>
-          <w:ilvl w:val="1"/>
-          <w:numId w:val="2"/>
-        </w:numPr>
-        <w:rPr>
-          <w:rFonts w:ascii="Calibri" w:hAnsi="Calibri" w:cs="Calibri"/>
-          <w:sz w:val="36"/>
-          <w:szCs w:val="36"/>
-        </w:rPr>
-      </w:pPr>
-      <w:r>
-        <w:rPr>
-          <w:rFonts w:ascii="Calibri" w:hAnsi="Calibri" w:cs="Calibri"/>
-          <w:sz w:val="36"/>
-          <w:szCs w:val="36"/>
-        </w:rPr>
-        <w:t>Introdução da Cibersegurança</w:t>
-      </w:r>
-    </w:p>
-    <w:p>
-      <w:pPr>
-        <w:pStyle w:val="PargrafodaLista"/>
-        <w:ind w:firstLine="696"/>
-        <w:rPr>
-          <w:rFonts w:ascii="Calibri" w:hAnsi="Calibri" w:cs="Calibri"/>
-          <w:sz w:val="28"/>
-          <w:szCs w:val="28"/>
-        </w:rPr>
-      </w:pPr>
-    </w:p>
-    <w:p>
-      <w:pPr>
-        <w:pStyle w:val="PargrafodaLista"/>
-        <w:ind w:firstLine="696"/>
-        <w:rPr>
-          <w:rFonts w:ascii="Calibri" w:hAnsi="Calibri" w:cs="Calibri"/>
-          <w:sz w:val="28"/>
-          <w:szCs w:val="28"/>
-        </w:rPr>
-      </w:pPr>
-      <w:r>
-        <w:rPr>
-          <w:rFonts w:ascii="Calibri" w:hAnsi="Calibri" w:cs="Calibri"/>
-          <w:sz w:val="28"/>
-          <w:szCs w:val="28"/>
-        </w:rPr>
-        <w:t>Nos dias de hoje é quase imprescindível uma</w:t>
-      </w:r>
-      <w:r>
-        <w:rPr>
-          <w:rFonts w:ascii="Calibri" w:hAnsi="Calibri" w:cs="Calibri"/>
-          <w:sz w:val="28"/>
-          <w:szCs w:val="28"/>
-        </w:rPr>
-        <w:t xml:space="preserve"> </w:t>
-      </w:r>
-      <w:r>
-        <w:rPr>
-          <w:rFonts w:ascii="Calibri" w:hAnsi="Calibri" w:cs="Calibri"/>
-          <w:sz w:val="28"/>
-          <w:szCs w:val="28"/>
-        </w:rPr>
-        <w:t xml:space="preserve">empresa/negócio, de grande ou pequena dimensão, ter um sistema informático e/ou serviço online. Esta crescente dependência torna estas “organizações” particularmente expostas a vulnerabilidades no software, como falhas de programação, más configurações ou até problemas de rede, o que as permite serem exploradas por piratas informáticos ou outras entidades de forma a conseguir informações sensíveis, executar comandos não autorizados, comprometer a disponibilidade dos serviços e entre outras ações prejudiciais. Neste contexto, o estudo de cibersegurança, e, de vulnerabilidades reais devidamente catalogadas em bases de dados como o </w:t>
-      </w:r>
-      <w:r>
-        <w:rPr>
-          <w:rFonts w:ascii="Calibri" w:hAnsi="Calibri" w:cs="Calibri"/>
-          <w:i/>
-          <w:iCs/>
-          <w:sz w:val="28"/>
-          <w:szCs w:val="28"/>
-        </w:rPr>
-        <w:t>Common Vulnerabilities and Exposures</w:t>
-      </w:r>
-      <w:r>
-        <w:rPr>
-          <w:rFonts w:ascii="Calibri" w:hAnsi="Calibri" w:cs="Calibri"/>
-          <w:sz w:val="28"/>
-          <w:szCs w:val="28"/>
-        </w:rPr>
-        <w:t xml:space="preserve"> (CVE), é fundamental para compreender não só a forma como os ataques são conduzidos, mas também como podem ser detetados e mitigados. </w:t>
-      </w:r>
-    </w:p>
-    <w:p>
-      <w:pPr>
-        <w:pStyle w:val="PargrafodaLista"/>
-        <w:ind w:left="1440"/>
-        <w:rPr>
-          <w:rFonts w:ascii="Calibri" w:hAnsi="Calibri" w:cs="Calibri"/>
-          <w:sz w:val="36"/>
-          <w:szCs w:val="36"/>
-        </w:rPr>
-      </w:pPr>
-    </w:p>
-    <w:p>
-      <w:pPr>
-        <w:pStyle w:val="PargrafodaLista"/>
-        <w:numPr>
-          <w:ilvl w:val="1"/>
-          <w:numId w:val="2"/>
-        </w:numPr>
-        <w:rPr>
-          <w:rFonts w:ascii="Calibri" w:hAnsi="Calibri" w:cs="Calibri"/>
-          <w:sz w:val="36"/>
-          <w:szCs w:val="36"/>
-        </w:rPr>
-      </w:pPr>
-      <w:r>
-        <w:rPr>
-          <w:rFonts w:ascii="Calibri" w:hAnsi="Calibri" w:cs="Calibri"/>
-          <w:sz w:val="36"/>
-          <w:szCs w:val="36"/>
-        </w:rPr>
-        <w:t>As Vulnerabilidades</w:t>
-      </w:r>
-    </w:p>
-    <w:p>
-      <w:pPr>
-        <w:pStyle w:val="PargrafodaLista"/>
-        <w:ind w:firstLine="696"/>
-        <w:rPr>
-          <w:rFonts w:ascii="Calibri" w:hAnsi="Calibri" w:cs="Calibri"/>
-          <w:i/>
-          <w:iCs/>
-          <w:sz w:val="28"/>
-          <w:szCs w:val="28"/>
-        </w:rPr>
-      </w:pPr>
-      <w:r>
-        <w:rPr>
-          <w:rFonts w:ascii="Calibri" w:hAnsi="Calibri" w:cs="Calibri"/>
-          <w:sz w:val="28"/>
-          <w:szCs w:val="28"/>
-        </w:rPr>
-        <w:t xml:space="preserve">Neste trabalho serão analisadas duas vulnerabilidades com impacto significativo em contextos distintos: </w:t>
-      </w:r>
-      <w:r>
-        <w:rPr>
-          <w:rFonts w:ascii="Calibri" w:hAnsi="Calibri" w:cs="Calibri"/>
-          <w:i/>
-          <w:iCs/>
-          <w:sz w:val="28"/>
-          <w:szCs w:val="28"/>
-        </w:rPr>
-        <w:t>“</w:t>
-      </w:r>
-      <w:proofErr w:type="spellStart"/>
-      <w:r>
-        <w:rPr>
-          <w:rFonts w:ascii="Calibri" w:hAnsi="Calibri" w:cs="Calibri"/>
-          <w:i/>
-          <w:iCs/>
-          <w:sz w:val="28"/>
-          <w:szCs w:val="28"/>
-        </w:rPr>
-        <w:t>Grafana</w:t>
-      </w:r>
-      <w:proofErr w:type="spellEnd"/>
-      <w:r>
-        <w:rPr>
-          <w:rFonts w:ascii="Calibri" w:hAnsi="Calibri" w:cs="Calibri"/>
-          <w:i/>
-          <w:iCs/>
-          <w:sz w:val="28"/>
-          <w:szCs w:val="28"/>
-        </w:rPr>
-        <w:t xml:space="preserve"> Path </w:t>
-      </w:r>
-      <w:proofErr w:type="spellStart"/>
-      <w:r>
-        <w:rPr>
-          <w:rFonts w:ascii="Calibri" w:hAnsi="Calibri" w:cs="Calibri"/>
-          <w:i/>
-          <w:iCs/>
-          <w:sz w:val="28"/>
-          <w:szCs w:val="28"/>
-        </w:rPr>
-        <w:t>Traversal</w:t>
-      </w:r>
-      <w:proofErr w:type="spellEnd"/>
-      <w:r>
-        <w:rPr>
-          <w:rFonts w:ascii="Calibri" w:hAnsi="Calibri" w:cs="Calibri"/>
-          <w:i/>
-          <w:iCs/>
-          <w:sz w:val="28"/>
-          <w:szCs w:val="28"/>
-        </w:rPr>
-        <w:t xml:space="preserve"> </w:t>
-      </w:r>
-      <w:proofErr w:type="spellStart"/>
-      <w:r>
-        <w:rPr>
-          <w:rFonts w:ascii="Calibri" w:hAnsi="Calibri" w:cs="Calibri"/>
-          <w:i/>
-          <w:iCs/>
-          <w:sz w:val="28"/>
-          <w:szCs w:val="28"/>
-        </w:rPr>
-        <w:t>Vulnerability</w:t>
-      </w:r>
-      <w:proofErr w:type="spellEnd"/>
-      <w:r>
-        <w:rPr>
-          <w:rFonts w:ascii="Calibri" w:hAnsi="Calibri" w:cs="Calibri"/>
-          <w:i/>
-          <w:iCs/>
-          <w:sz w:val="28"/>
-          <w:szCs w:val="28"/>
-        </w:rPr>
-        <w:t xml:space="preserve"> - CVE-2021-43798” </w:t>
-      </w:r>
-      <w:r>
-        <w:rPr>
-          <w:rFonts w:ascii="Calibri" w:hAnsi="Calibri" w:cs="Calibri"/>
-          <w:sz w:val="28"/>
-          <w:szCs w:val="28"/>
-        </w:rPr>
-        <w:t>e “</w:t>
-      </w:r>
-      <w:r>
-        <w:rPr>
-          <w:rFonts w:ascii="Calibri" w:hAnsi="Calibri" w:cs="Calibri"/>
-          <w:i/>
-          <w:iCs/>
-          <w:sz w:val="28"/>
-          <w:szCs w:val="28"/>
-        </w:rPr>
-        <w:t xml:space="preserve">GNU </w:t>
-      </w:r>
-      <w:proofErr w:type="spellStart"/>
-      <w:r>
-        <w:rPr>
-          <w:rFonts w:ascii="Calibri" w:hAnsi="Calibri" w:cs="Calibri"/>
-          <w:i/>
-          <w:iCs/>
-          <w:sz w:val="28"/>
-          <w:szCs w:val="28"/>
-        </w:rPr>
-        <w:t>Bash</w:t>
-      </w:r>
-      <w:proofErr w:type="spellEnd"/>
-      <w:r>
-        <w:rPr>
-          <w:rFonts w:ascii="Calibri" w:hAnsi="Calibri" w:cs="Calibri"/>
-          <w:i/>
-          <w:iCs/>
-          <w:sz w:val="28"/>
-          <w:szCs w:val="28"/>
-        </w:rPr>
-        <w:t xml:space="preserve"> OS Command </w:t>
-      </w:r>
-      <w:proofErr w:type="spellStart"/>
-      <w:r>
-        <w:rPr>
-          <w:rFonts w:ascii="Calibri" w:hAnsi="Calibri" w:cs="Calibri"/>
-          <w:i/>
-          <w:iCs/>
-          <w:sz w:val="28"/>
-          <w:szCs w:val="28"/>
-        </w:rPr>
-        <w:t>Injection</w:t>
-      </w:r>
-      <w:proofErr w:type="spellEnd"/>
-      <w:r>
-        <w:rPr>
-          <w:rFonts w:ascii="Calibri" w:hAnsi="Calibri" w:cs="Calibri"/>
-          <w:i/>
-          <w:iCs/>
-          <w:sz w:val="28"/>
-          <w:szCs w:val="28"/>
-        </w:rPr>
-        <w:t xml:space="preserve"> </w:t>
-      </w:r>
-      <w:proofErr w:type="spellStart"/>
-      <w:r>
-        <w:rPr>
-          <w:rFonts w:ascii="Calibri" w:hAnsi="Calibri" w:cs="Calibri"/>
-          <w:i/>
-          <w:iCs/>
-          <w:sz w:val="28"/>
-          <w:szCs w:val="28"/>
-        </w:rPr>
-        <w:t>Vulnerability</w:t>
-      </w:r>
-      <w:proofErr w:type="spellEnd"/>
-      <w:r>
-        <w:rPr>
-          <w:rFonts w:ascii="Calibri" w:hAnsi="Calibri" w:cs="Calibri"/>
-          <w:i/>
-          <w:iCs/>
-          <w:sz w:val="28"/>
-          <w:szCs w:val="28"/>
-        </w:rPr>
-        <w:t xml:space="preserve"> CVE-2014-6278”.</w:t>
-      </w:r>
-    </w:p>
-    <w:p>
-      <w:pPr>
-        <w:pStyle w:val="PargrafodaLista"/>
-        <w:ind w:firstLine="696"/>
-        <w:rPr>
-          <w:rFonts w:ascii="Calibri" w:hAnsi="Calibri" w:cs="Calibri"/>
-          <w:sz w:val="28"/>
-          <w:szCs w:val="28"/>
-        </w:rPr>
-      </w:pPr>
-    </w:p>
-    <w:p>
-      <w:pPr>
-        <w:pStyle w:val="PargrafodaLista"/>
-        <w:numPr>
-          <w:ilvl w:val="2"/>
-          <w:numId w:val="2"/>
-        </w:numPr>
-        <w:rPr>
-          <w:rFonts w:ascii="Calibri" w:hAnsi="Calibri" w:cs="Calibri"/>
-          <w:sz w:val="36"/>
-          <w:szCs w:val="36"/>
-        </w:rPr>
-      </w:pPr>
-      <w:r>
-        <w:rPr>
-          <w:rFonts w:ascii="Calibri" w:hAnsi="Calibri" w:cs="Calibri"/>
-          <w:sz w:val="36"/>
-          <w:szCs w:val="36"/>
-        </w:rPr>
-        <w:t>Primeira Vulnerabilidade</w:t>
-      </w:r>
-    </w:p>
-    <w:p>
-      <w:pPr>
-        <w:pStyle w:val="PargrafodaLista"/>
-        <w:ind w:left="2520"/>
-        <w:rPr>
-          <w:rFonts w:ascii="Calibri" w:hAnsi="Calibri" w:cs="Calibri"/>
-          <w:sz w:val="36"/>
-          <w:szCs w:val="36"/>
-        </w:rPr>
-      </w:pPr>
-    </w:p>
-    <w:p>
-      <w:pPr>
-        <w:pStyle w:val="PargrafodaLista"/>
-        <w:ind w:firstLine="696"/>
-        <w:rPr>
-          <w:rFonts w:ascii="Calibri" w:hAnsi="Calibri" w:cs="Calibri"/>
-          <w:sz w:val="28"/>
-          <w:szCs w:val="28"/>
-        </w:rPr>
-      </w:pPr>
-      <w:r>
-        <w:rPr>
-          <w:rFonts w:ascii="Calibri" w:hAnsi="Calibri" w:cs="Calibri"/>
-          <w:sz w:val="28"/>
-          <w:szCs w:val="28"/>
-        </w:rPr>
-        <w:t xml:space="preserve">A primeira vulnerabilidade mencionada afeta o </w:t>
-      </w:r>
-      <w:proofErr w:type="spellStart"/>
-      <w:r>
-        <w:rPr>
-          <w:rFonts w:ascii="Calibri" w:hAnsi="Calibri" w:cs="Calibri"/>
-          <w:i/>
-          <w:iCs/>
-          <w:sz w:val="28"/>
-          <w:szCs w:val="28"/>
-        </w:rPr>
-        <w:t>Grafana</w:t>
-      </w:r>
-      <w:proofErr w:type="spellEnd"/>
-      <w:r>
-        <w:rPr>
-          <w:rFonts w:ascii="Calibri" w:hAnsi="Calibri" w:cs="Calibri"/>
-          <w:sz w:val="28"/>
-          <w:szCs w:val="28"/>
-        </w:rPr>
-        <w:t>, uma plataforma open-</w:t>
-      </w:r>
-      <w:proofErr w:type="spellStart"/>
-      <w:r>
-        <w:rPr>
-          <w:rFonts w:ascii="Calibri" w:hAnsi="Calibri" w:cs="Calibri"/>
-          <w:sz w:val="28"/>
-          <w:szCs w:val="28"/>
-        </w:rPr>
-        <w:t>source</w:t>
-      </w:r>
-      <w:proofErr w:type="spellEnd"/>
-      <w:r>
-        <w:rPr>
-          <w:rFonts w:ascii="Calibri" w:hAnsi="Calibri" w:cs="Calibri"/>
-          <w:sz w:val="28"/>
-          <w:szCs w:val="28"/>
-        </w:rPr>
-        <w:t xml:space="preserve"> para análise e visualização de dados em tempo real, amplamente utilizada para monitoramento de sistemas e infraestrutura. Em versões específicas do </w:t>
-      </w:r>
-      <w:proofErr w:type="spellStart"/>
-      <w:r>
-        <w:rPr>
-          <w:rFonts w:ascii="Calibri" w:hAnsi="Calibri" w:cs="Calibri"/>
-          <w:sz w:val="28"/>
-          <w:szCs w:val="28"/>
-        </w:rPr>
-        <w:t>Grafana</w:t>
-      </w:r>
-      <w:proofErr w:type="spellEnd"/>
-      <w:r>
-        <w:rPr>
-          <w:rFonts w:ascii="Calibri" w:hAnsi="Calibri" w:cs="Calibri"/>
-          <w:sz w:val="28"/>
-          <w:szCs w:val="28"/>
-        </w:rPr>
-        <w:t xml:space="preserve"> (8.0.0-beta1 até 8.3.0, excluindo as versões corrigidas), um erro na validação do caminho de ficheiros nos plugins permite que um atacante remoto, não autenticado, explore uma vulnerabilidade de </w:t>
-      </w:r>
-      <w:r>
-        <w:rPr>
-          <w:rFonts w:ascii="Calibri" w:hAnsi="Calibri" w:cs="Calibri"/>
-          <w:i/>
-          <w:iCs/>
-          <w:sz w:val="28"/>
-          <w:szCs w:val="28"/>
-        </w:rPr>
-        <w:t xml:space="preserve">path </w:t>
-      </w:r>
-      <w:proofErr w:type="spellStart"/>
-      <w:r>
-        <w:rPr>
-          <w:rFonts w:ascii="Calibri" w:hAnsi="Calibri" w:cs="Calibri"/>
-          <w:i/>
-          <w:iCs/>
-          <w:sz w:val="28"/>
-          <w:szCs w:val="28"/>
-        </w:rPr>
-        <w:t>traversal</w:t>
-      </w:r>
-      <w:proofErr w:type="spellEnd"/>
-      <w:r>
-        <w:rPr>
-          <w:rFonts w:ascii="Calibri" w:hAnsi="Calibri" w:cs="Calibri"/>
-          <w:sz w:val="28"/>
-          <w:szCs w:val="28"/>
-        </w:rPr>
-        <w:t xml:space="preserve"> </w:t>
-      </w:r>
-      <w:r>
-        <w:rPr>
-          <w:rFonts w:ascii="Calibri" w:hAnsi="Calibri" w:cs="Calibri"/>
-          <w:sz w:val="28"/>
-          <w:szCs w:val="28"/>
-        </w:rPr>
-        <w:lastRenderedPageBreak/>
-        <w:t>para aceder a ficheiros locais no servidor, como ficheiros de configuração ou outros dados sensíveis.</w:t>
-      </w:r>
-    </w:p>
-    <w:p>
-      <w:pPr>
-        <w:pStyle w:val="PargrafodaLista"/>
-        <w:ind w:firstLine="696"/>
-        <w:rPr>
-          <w:rFonts w:ascii="Calibri" w:hAnsi="Calibri" w:cs="Calibri"/>
-          <w:sz w:val="28"/>
-          <w:szCs w:val="28"/>
-        </w:rPr>
-      </w:pPr>
-    </w:p>
-    <w:p>
-      <w:pPr>
-        <w:pStyle w:val="PargrafodaLista"/>
-        <w:ind w:firstLine="696"/>
-        <w:rPr>
-          <w:rFonts w:ascii="Calibri" w:hAnsi="Calibri" w:cs="Calibri"/>
-          <w:sz w:val="28"/>
-          <w:szCs w:val="28"/>
-        </w:rPr>
-      </w:pPr>
-      <w:r>
-        <w:rPr>
-          <w:rFonts w:ascii="Calibri" w:hAnsi="Calibri" w:cs="Calibri"/>
-          <w:sz w:val="28"/>
-          <w:szCs w:val="28"/>
-        </w:rPr>
-        <w:t xml:space="preserve">A vulnerabilidade foi identificada em 2021 por um investigador de segurança, </w:t>
-      </w:r>
-      <w:proofErr w:type="spellStart"/>
-      <w:r>
-        <w:rPr>
-          <w:rFonts w:ascii="Calibri" w:hAnsi="Calibri" w:cs="Calibri"/>
-          <w:sz w:val="28"/>
-          <w:szCs w:val="28"/>
-        </w:rPr>
-        <w:t>Jordy</w:t>
-      </w:r>
-      <w:proofErr w:type="spellEnd"/>
-      <w:r>
-        <w:rPr>
-          <w:rFonts w:ascii="Calibri" w:hAnsi="Calibri" w:cs="Calibri"/>
-          <w:sz w:val="28"/>
-          <w:szCs w:val="28"/>
-        </w:rPr>
-        <w:t xml:space="preserve"> </w:t>
-      </w:r>
-      <w:proofErr w:type="spellStart"/>
-      <w:r>
-        <w:rPr>
-          <w:rFonts w:ascii="Calibri" w:hAnsi="Calibri" w:cs="Calibri"/>
-          <w:sz w:val="28"/>
-          <w:szCs w:val="28"/>
-        </w:rPr>
-        <w:t>Versmissen</w:t>
-      </w:r>
-      <w:proofErr w:type="spellEnd"/>
-      <w:r>
-        <w:rPr>
-          <w:rFonts w:ascii="Calibri" w:hAnsi="Calibri" w:cs="Calibri"/>
-          <w:sz w:val="28"/>
-          <w:szCs w:val="28"/>
-        </w:rPr>
-        <w:t xml:space="preserve">, da plataforma </w:t>
-      </w:r>
-      <w:proofErr w:type="spellStart"/>
-      <w:r>
-        <w:rPr>
-          <w:rFonts w:ascii="Calibri" w:hAnsi="Calibri" w:cs="Calibri"/>
-          <w:i/>
-          <w:iCs/>
-          <w:sz w:val="28"/>
-          <w:szCs w:val="28"/>
-        </w:rPr>
-        <w:t>Detectify</w:t>
-      </w:r>
-      <w:proofErr w:type="spellEnd"/>
-      <w:r>
-        <w:rPr>
-          <w:rFonts w:ascii="Calibri" w:hAnsi="Calibri" w:cs="Calibri"/>
-          <w:i/>
-          <w:iCs/>
-          <w:sz w:val="28"/>
-          <w:szCs w:val="28"/>
-        </w:rPr>
-        <w:t xml:space="preserve"> </w:t>
-      </w:r>
-      <w:proofErr w:type="spellStart"/>
-      <w:r>
-        <w:rPr>
-          <w:rFonts w:ascii="Calibri" w:hAnsi="Calibri" w:cs="Calibri"/>
-          <w:i/>
-          <w:iCs/>
-          <w:sz w:val="28"/>
-          <w:szCs w:val="28"/>
-        </w:rPr>
-        <w:t>Crowdsource</w:t>
-      </w:r>
-      <w:proofErr w:type="spellEnd"/>
-      <w:r>
-        <w:rPr>
-          <w:rFonts w:ascii="Calibri" w:hAnsi="Calibri" w:cs="Calibri"/>
-          <w:sz w:val="28"/>
-          <w:szCs w:val="28"/>
-        </w:rPr>
-        <w:t xml:space="preserve">, no âmbito da análise de </w:t>
-      </w:r>
-      <w:proofErr w:type="spellStart"/>
-      <w:r>
-        <w:rPr>
-          <w:rFonts w:ascii="Calibri" w:hAnsi="Calibri" w:cs="Calibri"/>
-          <w:i/>
-          <w:iCs/>
-          <w:sz w:val="28"/>
-          <w:szCs w:val="28"/>
-        </w:rPr>
-        <w:t>endpoints</w:t>
-      </w:r>
-      <w:proofErr w:type="spellEnd"/>
-      <w:r>
-        <w:rPr>
-          <w:rFonts w:ascii="Calibri" w:hAnsi="Calibri" w:cs="Calibri"/>
-          <w:sz w:val="28"/>
-          <w:szCs w:val="28"/>
-        </w:rPr>
-        <w:t xml:space="preserve"> expostos do </w:t>
-      </w:r>
-      <w:proofErr w:type="spellStart"/>
-      <w:r>
-        <w:rPr>
-          <w:rFonts w:ascii="Calibri" w:hAnsi="Calibri" w:cs="Calibri"/>
-          <w:sz w:val="28"/>
-          <w:szCs w:val="28"/>
-        </w:rPr>
-        <w:t>Grafana</w:t>
-      </w:r>
-      <w:proofErr w:type="spellEnd"/>
-      <w:r>
-        <w:rPr>
-          <w:rFonts w:ascii="Calibri" w:hAnsi="Calibri" w:cs="Calibri"/>
-          <w:sz w:val="28"/>
-          <w:szCs w:val="28"/>
-        </w:rPr>
-        <w:t>. Após a identificação da anomalia, a exploração foi confirmada através de pedidos HTTP manipulados para o caminho “/</w:t>
-      </w:r>
-      <w:proofErr w:type="spellStart"/>
-      <w:r>
-        <w:rPr>
-          <w:rFonts w:ascii="Calibri" w:hAnsi="Calibri" w:cs="Calibri"/>
-          <w:sz w:val="28"/>
-          <w:szCs w:val="28"/>
-        </w:rPr>
-        <w:t>public</w:t>
-      </w:r>
-      <w:proofErr w:type="spellEnd"/>
-      <w:r>
-        <w:rPr>
-          <w:rFonts w:ascii="Calibri" w:hAnsi="Calibri" w:cs="Calibri"/>
-          <w:sz w:val="28"/>
-          <w:szCs w:val="28"/>
-        </w:rPr>
-        <w:t>/plugins/”, introduzindo sequências de diretórios como</w:t>
-      </w:r>
-      <w:proofErr w:type="gramStart"/>
-      <w:r>
-        <w:rPr>
-          <w:rFonts w:ascii="Calibri" w:hAnsi="Calibri" w:cs="Calibri"/>
-          <w:sz w:val="28"/>
-          <w:szCs w:val="28"/>
-        </w:rPr>
-        <w:t xml:space="preserve"> ..</w:t>
-      </w:r>
-      <w:proofErr w:type="gramEnd"/>
-      <w:r>
-        <w:rPr>
-          <w:rFonts w:ascii="Calibri" w:hAnsi="Calibri" w:cs="Calibri"/>
-          <w:sz w:val="28"/>
-          <w:szCs w:val="28"/>
-        </w:rPr>
-        <w:t xml:space="preserve">/ para forçar o acesso a ficheiros fora da pasta prevista. A falha foi comunicada à equipa do </w:t>
-      </w:r>
-      <w:proofErr w:type="spellStart"/>
-      <w:proofErr w:type="gramStart"/>
-      <w:r>
-        <w:rPr>
-          <w:rFonts w:ascii="Calibri" w:hAnsi="Calibri" w:cs="Calibri"/>
-          <w:sz w:val="28"/>
-          <w:szCs w:val="28"/>
-        </w:rPr>
-        <w:t>Grafana</w:t>
-      </w:r>
-      <w:proofErr w:type="spellEnd"/>
-      <w:r>
-        <w:rPr>
-          <w:rFonts w:ascii="Calibri" w:hAnsi="Calibri" w:cs="Calibri"/>
-          <w:sz w:val="28"/>
-          <w:szCs w:val="28"/>
-        </w:rPr>
-        <w:t xml:space="preserve"> ,</w:t>
-      </w:r>
-      <w:proofErr w:type="gramEnd"/>
-      <w:r>
-        <w:rPr>
-          <w:rFonts w:ascii="Calibri" w:hAnsi="Calibri" w:cs="Calibri"/>
-          <w:sz w:val="28"/>
-          <w:szCs w:val="28"/>
-        </w:rPr>
-        <w:t xml:space="preserve"> e em dezembro de 2021, foram lançadas versões de emergência (8.0.7, 8.1.8, 8.2.7 e 8.3.1) que corrigiram      o problema. </w:t>
-      </w:r>
-    </w:p>
-    <w:p>
-      <w:pPr>
-        <w:pStyle w:val="PargrafodaLista"/>
-        <w:ind w:firstLine="696"/>
-        <w:rPr>
-          <w:rFonts w:ascii="Calibri" w:hAnsi="Calibri" w:cs="Calibri"/>
-          <w:sz w:val="28"/>
-          <w:szCs w:val="28"/>
-        </w:rPr>
-      </w:pPr>
-    </w:p>
-    <w:p>
-      <w:pPr>
-        <w:pStyle w:val="PargrafodaLista"/>
-        <w:numPr>
-          <w:ilvl w:val="3"/>
-          <w:numId w:val="2"/>
-        </w:numPr>
-        <w:rPr>
-          <w:rFonts w:ascii="Calibri" w:hAnsi="Calibri" w:cs="Calibri"/>
-          <w:sz w:val="36"/>
-          <w:szCs w:val="36"/>
-        </w:rPr>
-      </w:pPr>
-      <w:r>
-        <w:rPr>
-          <w:rFonts w:ascii="Calibri" w:hAnsi="Calibri" w:cs="Calibri"/>
-          <w:sz w:val="36"/>
-          <w:szCs w:val="36"/>
-        </w:rPr>
-        <w:t>Metodologia</w:t>
-      </w:r>
-    </w:p>
-    <w:p>
-      <w:pPr>
-        <w:pStyle w:val="PargrafodaLista"/>
-        <w:rPr>
-          <w:rFonts w:ascii="Calibri" w:hAnsi="Calibri" w:cs="Calibri"/>
-          <w:sz w:val="28"/>
-          <w:szCs w:val="28"/>
-        </w:rPr>
-      </w:pPr>
-    </w:p>
-    <w:p>
-      <w:pPr>
-        <w:pStyle w:val="PargrafodaLista"/>
-        <w:ind w:firstLine="696"/>
-        <w:rPr>
-          <w:rFonts w:ascii="Calibri" w:hAnsi="Calibri" w:cs="Calibri"/>
-          <w:sz w:val="28"/>
-          <w:szCs w:val="28"/>
-        </w:rPr>
-      </w:pPr>
-      <w:r>
-        <w:rPr>
-          <w:rFonts w:ascii="Calibri" w:hAnsi="Calibri" w:cs="Calibri"/>
-          <w:sz w:val="28"/>
-          <w:szCs w:val="28"/>
-        </w:rPr>
-        <w:t xml:space="preserve">A deteção desta vulnerabilidade combinou metodologias típicas de teste de segurança a aplicações web, nomeadamente </w:t>
-      </w:r>
-      <w:proofErr w:type="spellStart"/>
-      <w:r>
-        <w:rPr>
-          <w:rFonts w:ascii="Calibri" w:hAnsi="Calibri" w:cs="Calibri"/>
-          <w:i/>
-          <w:iCs/>
-          <w:sz w:val="28"/>
-          <w:szCs w:val="28"/>
-        </w:rPr>
-        <w:t>reconnaissance</w:t>
-      </w:r>
-      <w:proofErr w:type="spellEnd"/>
-      <w:r>
-        <w:rPr>
-          <w:rFonts w:ascii="Calibri" w:hAnsi="Calibri" w:cs="Calibri"/>
-          <w:sz w:val="28"/>
-          <w:szCs w:val="28"/>
-        </w:rPr>
-        <w:t xml:space="preserve"> de URLs, testes manuais de injeção de caminhos (</w:t>
-      </w:r>
-      <w:r>
-        <w:rPr>
-          <w:rFonts w:ascii="Calibri" w:hAnsi="Calibri" w:cs="Calibri"/>
-          <w:i/>
-          <w:iCs/>
-          <w:sz w:val="28"/>
-          <w:szCs w:val="28"/>
-        </w:rPr>
-        <w:t xml:space="preserve">path </w:t>
-      </w:r>
-      <w:proofErr w:type="spellStart"/>
-      <w:r>
-        <w:rPr>
-          <w:rFonts w:ascii="Calibri" w:hAnsi="Calibri" w:cs="Calibri"/>
-          <w:i/>
-          <w:iCs/>
-          <w:sz w:val="28"/>
-          <w:szCs w:val="28"/>
-        </w:rPr>
-        <w:t>traversal</w:t>
-      </w:r>
-      <w:proofErr w:type="spellEnd"/>
-      <w:r>
-        <w:rPr>
-          <w:rFonts w:ascii="Calibri" w:hAnsi="Calibri" w:cs="Calibri"/>
-          <w:sz w:val="28"/>
-          <w:szCs w:val="28"/>
-        </w:rPr>
-        <w:t>) e análise do comportamento do servidor face a entradas maliciosas.</w:t>
-      </w:r>
-    </w:p>
-    <w:p>
-      <w:pPr>
-        <w:pStyle w:val="PargrafodaLista"/>
-        <w:ind w:left="3600"/>
-        <w:rPr>
-          <w:rFonts w:ascii="Calibri" w:hAnsi="Calibri" w:cs="Calibri"/>
-          <w:sz w:val="36"/>
-          <w:szCs w:val="36"/>
-        </w:rPr>
-      </w:pPr>
-    </w:p>
-    <w:p>
-      <w:pPr>
-        <w:pStyle w:val="PargrafodaLista"/>
-        <w:numPr>
-          <w:ilvl w:val="2"/>
-          <w:numId w:val="2"/>
-        </w:numPr>
-        <w:rPr>
-          <w:rFonts w:ascii="Calibri" w:hAnsi="Calibri" w:cs="Calibri"/>
-          <w:sz w:val="36"/>
-          <w:szCs w:val="36"/>
-        </w:rPr>
-      </w:pPr>
-      <w:r>
-        <w:rPr>
-          <w:rFonts w:ascii="Calibri" w:hAnsi="Calibri" w:cs="Calibri"/>
-          <w:sz w:val="36"/>
-          <w:szCs w:val="36"/>
-        </w:rPr>
-        <w:t>Segunda Vulnerabilidade</w:t>
-      </w:r>
-    </w:p>
-    <w:p>
-      <w:pPr>
-        <w:ind w:left="1440" w:firstLine="684"/>
-        <w:rPr>
-          <w:rFonts w:ascii="Calibri" w:hAnsi="Calibri" w:cs="Calibri"/>
-          <w:sz w:val="28"/>
-          <w:szCs w:val="28"/>
-        </w:rPr>
-      </w:pPr>
-      <w:r>
-        <w:rPr>
-          <w:rFonts w:ascii="Calibri" w:hAnsi="Calibri" w:cs="Calibri"/>
-          <w:sz w:val="28"/>
-          <w:szCs w:val="28"/>
-        </w:rPr>
-        <w:t xml:space="preserve">A segunda vulnerabilidade em estudo, </w:t>
-      </w:r>
-      <w:r>
-        <w:rPr>
-          <w:rFonts w:ascii="Calibri" w:hAnsi="Calibri" w:cs="Calibri"/>
-          <w:sz w:val="28"/>
-          <w:szCs w:val="28"/>
-        </w:rPr>
-        <w:t>“</w:t>
-      </w:r>
-      <w:r>
-        <w:rPr>
-          <w:rFonts w:ascii="Calibri" w:hAnsi="Calibri" w:cs="Calibri"/>
-          <w:i/>
-          <w:iCs/>
-          <w:sz w:val="28"/>
-          <w:szCs w:val="28"/>
-        </w:rPr>
-        <w:t xml:space="preserve">GNU </w:t>
-      </w:r>
-      <w:proofErr w:type="spellStart"/>
-      <w:r>
-        <w:rPr>
-          <w:rFonts w:ascii="Calibri" w:hAnsi="Calibri" w:cs="Calibri"/>
-          <w:i/>
-          <w:iCs/>
-          <w:sz w:val="28"/>
-          <w:szCs w:val="28"/>
-        </w:rPr>
-        <w:t>Bash</w:t>
-      </w:r>
-      <w:proofErr w:type="spellEnd"/>
-      <w:r>
-        <w:rPr>
-          <w:rFonts w:ascii="Calibri" w:hAnsi="Calibri" w:cs="Calibri"/>
-          <w:i/>
-          <w:iCs/>
-          <w:sz w:val="28"/>
-          <w:szCs w:val="28"/>
-        </w:rPr>
-        <w:t xml:space="preserve"> OS Command </w:t>
-      </w:r>
-      <w:proofErr w:type="spellStart"/>
-      <w:r>
-        <w:rPr>
-          <w:rFonts w:ascii="Calibri" w:hAnsi="Calibri" w:cs="Calibri"/>
-          <w:i/>
-          <w:iCs/>
-          <w:sz w:val="28"/>
-          <w:szCs w:val="28"/>
-        </w:rPr>
-        <w:t>Injection</w:t>
-      </w:r>
-      <w:proofErr w:type="spellEnd"/>
-      <w:r>
-        <w:rPr>
-          <w:rFonts w:ascii="Calibri" w:hAnsi="Calibri" w:cs="Calibri"/>
-          <w:i/>
-          <w:iCs/>
-          <w:sz w:val="28"/>
-          <w:szCs w:val="28"/>
-        </w:rPr>
-        <w:t xml:space="preserve"> </w:t>
-      </w:r>
-      <w:proofErr w:type="spellStart"/>
-      <w:r>
-        <w:rPr>
-          <w:rFonts w:ascii="Calibri" w:hAnsi="Calibri" w:cs="Calibri"/>
-          <w:i/>
-          <w:iCs/>
-          <w:sz w:val="28"/>
-          <w:szCs w:val="28"/>
-        </w:rPr>
-        <w:t>Vulnerability</w:t>
-      </w:r>
-      <w:proofErr w:type="spellEnd"/>
-      <w:r>
-        <w:rPr>
-          <w:rFonts w:ascii="Calibri" w:hAnsi="Calibri" w:cs="Calibri"/>
-          <w:i/>
-          <w:iCs/>
-          <w:sz w:val="28"/>
-          <w:szCs w:val="28"/>
-        </w:rPr>
-        <w:t xml:space="preserve"> CVE-2014-6278</w:t>
-      </w:r>
-      <w:r>
-        <w:rPr>
-          <w:rFonts w:ascii="Calibri" w:hAnsi="Calibri" w:cs="Calibri"/>
-          <w:i/>
-          <w:iCs/>
-          <w:sz w:val="28"/>
-          <w:szCs w:val="28"/>
-        </w:rPr>
-        <w:t>”</w:t>
-      </w:r>
-      <w:r>
-        <w:rPr>
-          <w:rFonts w:ascii="Calibri" w:hAnsi="Calibri" w:cs="Calibri"/>
-          <w:sz w:val="28"/>
-          <w:szCs w:val="28"/>
-        </w:rPr>
-        <w:t xml:space="preserve">, insere-se na família de falhas conhecidas como </w:t>
-      </w:r>
-      <w:proofErr w:type="spellStart"/>
-      <w:r>
-        <w:rPr>
-          <w:rFonts w:ascii="Calibri" w:hAnsi="Calibri" w:cs="Calibri"/>
-          <w:i/>
-          <w:iCs/>
-          <w:sz w:val="28"/>
-          <w:szCs w:val="28"/>
-        </w:rPr>
-        <w:t>Shellshock</w:t>
-      </w:r>
-      <w:proofErr w:type="spellEnd"/>
-      <w:r>
-        <w:rPr>
-          <w:rFonts w:ascii="Calibri" w:hAnsi="Calibri" w:cs="Calibri"/>
-          <w:sz w:val="28"/>
-          <w:szCs w:val="28"/>
-        </w:rPr>
-        <w:t xml:space="preserve">, que afetam a </w:t>
-      </w:r>
-      <w:proofErr w:type="spellStart"/>
-      <w:r>
-        <w:rPr>
-          <w:rFonts w:ascii="Calibri" w:hAnsi="Calibri" w:cs="Calibri"/>
-          <w:sz w:val="28"/>
-          <w:szCs w:val="28"/>
-        </w:rPr>
-        <w:t>Bash</w:t>
-      </w:r>
-      <w:proofErr w:type="spellEnd"/>
-      <w:r>
-        <w:rPr>
-          <w:rFonts w:ascii="Calibri" w:hAnsi="Calibri" w:cs="Calibri"/>
-          <w:sz w:val="28"/>
-          <w:szCs w:val="28"/>
-        </w:rPr>
-        <w:t xml:space="preserve">, a </w:t>
-      </w:r>
-      <w:proofErr w:type="spellStart"/>
-      <w:r>
-        <w:rPr>
-          <w:rFonts w:ascii="Calibri" w:hAnsi="Calibri" w:cs="Calibri"/>
-          <w:i/>
-          <w:iCs/>
-          <w:sz w:val="28"/>
-          <w:szCs w:val="28"/>
-        </w:rPr>
-        <w:t>shell</w:t>
-      </w:r>
-      <w:proofErr w:type="spellEnd"/>
-      <w:r>
-        <w:rPr>
-          <w:rFonts w:ascii="Calibri" w:hAnsi="Calibri" w:cs="Calibri"/>
-          <w:sz w:val="28"/>
-          <w:szCs w:val="28"/>
-        </w:rPr>
-        <w:t xml:space="preserve"> amplamente utilizada em sistemas Unix e Linux. Estas vulnerabilidades foram inicialmente descobertas em 2014 e estão relacionadas com a forma como a </w:t>
-      </w:r>
-      <w:proofErr w:type="spellStart"/>
-      <w:r>
-        <w:rPr>
-          <w:rFonts w:ascii="Calibri" w:hAnsi="Calibri" w:cs="Calibri"/>
-          <w:sz w:val="28"/>
-          <w:szCs w:val="28"/>
-        </w:rPr>
-        <w:t>Bash</w:t>
-      </w:r>
-      <w:proofErr w:type="spellEnd"/>
-      <w:r>
-        <w:rPr>
-          <w:rFonts w:ascii="Calibri" w:hAnsi="Calibri" w:cs="Calibri"/>
-          <w:sz w:val="28"/>
-          <w:szCs w:val="28"/>
-        </w:rPr>
-        <w:t xml:space="preserve"> interpreta funções definidas em variáveis de ambiente. No caso específico da CVE-2014-6278, a </w:t>
-      </w:r>
-      <w:proofErr w:type="spellStart"/>
-      <w:r>
-        <w:rPr>
-          <w:rFonts w:ascii="Calibri" w:hAnsi="Calibri" w:cs="Calibri"/>
-          <w:sz w:val="28"/>
-          <w:szCs w:val="28"/>
-        </w:rPr>
-        <w:t>Bash</w:t>
-      </w:r>
-      <w:proofErr w:type="spellEnd"/>
-      <w:r>
-        <w:rPr>
-          <w:rFonts w:ascii="Calibri" w:hAnsi="Calibri" w:cs="Calibri"/>
-          <w:sz w:val="28"/>
-          <w:szCs w:val="28"/>
-        </w:rPr>
-        <w:t xml:space="preserve">, até à versão 4.3 (patch nível bash43-026), não analisa corretamente determinadas definições de função presentes em variáveis de ambiente, permitindo que um </w:t>
-      </w:r>
-      <w:r>
-        <w:rPr>
-          <w:rFonts w:ascii="Calibri" w:hAnsi="Calibri" w:cs="Calibri"/>
-          <w:sz w:val="28"/>
-          <w:szCs w:val="28"/>
-        </w:rPr>
-        <w:t>utilizador</w:t>
-      </w:r>
-      <w:r>
-        <w:rPr>
-          <w:rFonts w:ascii="Calibri" w:hAnsi="Calibri" w:cs="Calibri"/>
-          <w:sz w:val="28"/>
-          <w:szCs w:val="28"/>
-        </w:rPr>
-        <w:t xml:space="preserve"> execute comandos arbitrários através de um ambiente especialmente construído. Esta falha pode ser explorada em vários </w:t>
-      </w:r>
-      <w:r>
-        <w:rPr>
-          <w:rFonts w:ascii="Calibri" w:hAnsi="Calibri" w:cs="Calibri"/>
-          <w:sz w:val="28"/>
-          <w:szCs w:val="28"/>
-        </w:rPr>
-        <w:lastRenderedPageBreak/>
-        <w:t xml:space="preserve">contextos, como servidores web que utilizem </w:t>
-      </w:r>
-      <w:r>
-        <w:rPr>
-          <w:rFonts w:ascii="Calibri" w:hAnsi="Calibri" w:cs="Calibri"/>
-          <w:i/>
-          <w:iCs/>
-          <w:sz w:val="28"/>
-          <w:szCs w:val="28"/>
-        </w:rPr>
-        <w:t>scripts</w:t>
-      </w:r>
-      <w:r>
-        <w:rPr>
-          <w:rFonts w:ascii="Calibri" w:hAnsi="Calibri" w:cs="Calibri"/>
-          <w:sz w:val="28"/>
-          <w:szCs w:val="28"/>
-        </w:rPr>
-        <w:t xml:space="preserve"> CGI, serviços SSH com comandos forçados e alguns clientes DHCP, sempre que exista uma passagem de variáveis de ambiente entre processos com diferentes níveis de privilégio.</w:t>
-      </w:r>
-    </w:p>
-    <w:p>
-      <w:pPr>
-        <w:ind w:left="1440" w:firstLine="684"/>
-        <w:rPr>
-          <w:rFonts w:ascii="Calibri" w:hAnsi="Calibri" w:cs="Calibri"/>
-          <w:sz w:val="28"/>
-          <w:szCs w:val="28"/>
-        </w:rPr>
-      </w:pPr>
-      <w:r>
-        <w:rPr>
-          <w:rFonts w:ascii="Calibri" w:hAnsi="Calibri" w:cs="Calibri"/>
-          <w:sz w:val="28"/>
-          <w:szCs w:val="28"/>
-        </w:rPr>
-        <w:t xml:space="preserve">A vulnerabilidade CVE-2014-6278 foi identificada pouco depois da divulgação inicial do </w:t>
-      </w:r>
-      <w:proofErr w:type="spellStart"/>
-      <w:r>
-        <w:rPr>
-          <w:rFonts w:ascii="Calibri" w:hAnsi="Calibri" w:cs="Calibri"/>
-          <w:i/>
-          <w:iCs/>
-          <w:sz w:val="28"/>
-          <w:szCs w:val="28"/>
-        </w:rPr>
-        <w:t>Shellshock</w:t>
-      </w:r>
-      <w:proofErr w:type="spellEnd"/>
-      <w:r>
-        <w:rPr>
-          <w:rFonts w:ascii="Calibri" w:hAnsi="Calibri" w:cs="Calibri"/>
-          <w:sz w:val="28"/>
-          <w:szCs w:val="28"/>
-        </w:rPr>
-        <w:t xml:space="preserve">, quando investigadores de segurança verificaram que os primeiros </w:t>
-      </w:r>
-      <w:r>
-        <w:rPr>
-          <w:rFonts w:ascii="Calibri" w:hAnsi="Calibri" w:cs="Calibri"/>
-          <w:i/>
-          <w:iCs/>
-          <w:sz w:val="28"/>
-          <w:szCs w:val="28"/>
-        </w:rPr>
-        <w:t>patches</w:t>
-      </w:r>
-      <w:r>
-        <w:rPr>
-          <w:rFonts w:ascii="Calibri" w:hAnsi="Calibri" w:cs="Calibri"/>
-          <w:sz w:val="28"/>
-          <w:szCs w:val="28"/>
-        </w:rPr>
-        <w:t xml:space="preserve"> para a </w:t>
-      </w:r>
-      <w:proofErr w:type="spellStart"/>
-      <w:r>
-        <w:rPr>
-          <w:rFonts w:ascii="Calibri" w:hAnsi="Calibri" w:cs="Calibri"/>
-          <w:sz w:val="28"/>
-          <w:szCs w:val="28"/>
-        </w:rPr>
-        <w:t>Bash</w:t>
-      </w:r>
-      <w:proofErr w:type="spellEnd"/>
-      <w:r>
-        <w:rPr>
-          <w:rFonts w:ascii="Calibri" w:hAnsi="Calibri" w:cs="Calibri"/>
-          <w:sz w:val="28"/>
-          <w:szCs w:val="28"/>
-        </w:rPr>
-        <w:t xml:space="preserve"> eram incompletos e continuavam a permitir padrões de exploração semelhantes</w:t>
-      </w:r>
-      <w:r>
-        <w:rPr>
-          <w:rFonts w:ascii="Calibri" w:hAnsi="Calibri" w:cs="Calibri"/>
-          <w:sz w:val="28"/>
-          <w:szCs w:val="28"/>
-        </w:rPr>
-        <w:t>.</w:t>
-      </w:r>
-    </w:p>
-    <w:p>
-      <w:pPr>
-        <w:pStyle w:val="PargrafodaLista"/>
-        <w:numPr>
-          <w:ilvl w:val="3"/>
-          <w:numId w:val="2"/>
-        </w:numPr>
-        <w:rPr>
-          <w:rFonts w:ascii="Calibri" w:hAnsi="Calibri" w:cs="Calibri"/>
-          <w:sz w:val="36"/>
-          <w:szCs w:val="36"/>
-        </w:rPr>
-      </w:pPr>
-      <w:r>
-        <w:rPr>
-          <w:rFonts w:ascii="Calibri" w:hAnsi="Calibri" w:cs="Calibri"/>
-          <w:sz w:val="36"/>
-          <w:szCs w:val="36"/>
-        </w:rPr>
-        <w:t>Metodologia</w:t>
-      </w:r>
-    </w:p>
-    <w:p>
-      <w:pPr>
-        <w:ind w:left="708" w:firstLine="708"/>
-        <w:rPr>
-          <w:rFonts w:ascii="Calibri" w:hAnsi="Calibri" w:cs="Calibri"/>
-          <w:sz w:val="28"/>
-          <w:szCs w:val="28"/>
-        </w:rPr>
-      </w:pPr>
-      <w:r>
-        <w:rPr>
-          <w:rFonts w:ascii="Calibri" w:hAnsi="Calibri" w:cs="Calibri"/>
-          <w:sz w:val="28"/>
-          <w:szCs w:val="28"/>
-        </w:rPr>
-        <w:t xml:space="preserve">A sua descoberta resultou da combinação de análise de código da </w:t>
-      </w:r>
-      <w:proofErr w:type="spellStart"/>
-      <w:r>
-        <w:rPr>
-          <w:rFonts w:ascii="Calibri" w:hAnsi="Calibri" w:cs="Calibri"/>
-          <w:sz w:val="28"/>
-          <w:szCs w:val="28"/>
-        </w:rPr>
-        <w:t>Bash</w:t>
-      </w:r>
-      <w:proofErr w:type="spellEnd"/>
-      <w:r>
-        <w:rPr>
-          <w:rFonts w:ascii="Calibri" w:hAnsi="Calibri" w:cs="Calibri"/>
-          <w:sz w:val="28"/>
-          <w:szCs w:val="28"/>
-        </w:rPr>
-        <w:t xml:space="preserve">, testes específicos sobre o mecanismo de exportação de funções e técnicas de </w:t>
-      </w:r>
-      <w:proofErr w:type="spellStart"/>
-      <w:r>
-        <w:rPr>
-          <w:rFonts w:ascii="Calibri" w:hAnsi="Calibri" w:cs="Calibri"/>
-          <w:i/>
-          <w:iCs/>
-          <w:sz w:val="28"/>
-          <w:szCs w:val="28"/>
-        </w:rPr>
-        <w:t>fuzzing</w:t>
-      </w:r>
-      <w:proofErr w:type="spellEnd"/>
-      <w:r>
-        <w:rPr>
-          <w:rFonts w:ascii="Calibri" w:hAnsi="Calibri" w:cs="Calibri"/>
-          <w:sz w:val="28"/>
-          <w:szCs w:val="28"/>
-        </w:rPr>
-        <w:t xml:space="preserve"> – geração automática de entradas inesperadas para </w:t>
-      </w:r>
-      <w:proofErr w:type="spellStart"/>
-      <w:r>
-        <w:rPr>
-          <w:rFonts w:ascii="Calibri" w:hAnsi="Calibri" w:cs="Calibri"/>
-          <w:sz w:val="28"/>
-          <w:szCs w:val="28"/>
-        </w:rPr>
-        <w:t>detetar</w:t>
-      </w:r>
-      <w:proofErr w:type="spellEnd"/>
-      <w:r>
-        <w:rPr>
-          <w:rFonts w:ascii="Calibri" w:hAnsi="Calibri" w:cs="Calibri"/>
-          <w:sz w:val="28"/>
-          <w:szCs w:val="28"/>
-        </w:rPr>
-        <w:t xml:space="preserve"> comportamentos incorretos do interpretador.</w:t>
-      </w:r>
-    </w:p>
-    <w:p>
-      <w:pPr>
-        <w:pStyle w:val="PargrafodaLista"/>
-        <w:ind w:left="1440"/>
-        <w:rPr>
-          <w:rFonts w:ascii="Calibri" w:hAnsi="Calibri" w:cs="Calibri"/>
-          <w:sz w:val="36"/>
-          <w:szCs w:val="36"/>
-        </w:rPr>
-      </w:pPr>
-    </w:p>
-    <w:p>
-      <w:pPr>
-        <w:pStyle w:val="PargrafodaLista"/>
-        <w:numPr>
-          <w:ilvl w:val="1"/>
-          <w:numId w:val="2"/>
-        </w:numPr>
-        <w:rPr>
-          <w:rFonts w:ascii="Calibri" w:hAnsi="Calibri" w:cs="Calibri"/>
-          <w:sz w:val="36"/>
-          <w:szCs w:val="36"/>
-        </w:rPr>
-      </w:pPr>
-      <w:r>
-        <w:rPr>
-          <w:rFonts w:ascii="Calibri" w:hAnsi="Calibri" w:cs="Calibri"/>
-          <w:sz w:val="36"/>
-          <w:szCs w:val="36"/>
-        </w:rPr>
-        <w:t>Metodologias</w:t>
-      </w:r>
-    </w:p>
-    <w:p>
-      <w:pPr>
-        <w:ind w:left="720" w:firstLine="696"/>
-        <w:rPr>
-          <w:rFonts w:ascii="Calibri" w:hAnsi="Calibri" w:cs="Calibri"/>
-          <w:sz w:val="28"/>
-          <w:szCs w:val="28"/>
-        </w:rPr>
-      </w:pPr>
-      <w:r>
-        <w:rPr>
-          <w:rFonts w:ascii="Calibri" w:hAnsi="Calibri" w:cs="Calibri"/>
-          <w:sz w:val="28"/>
-          <w:szCs w:val="28"/>
-        </w:rPr>
-        <w:t xml:space="preserve">De forma geral, as metodologias de deteção utilizadas nestas duas vulnerabilidades representam abordagens complementares na cibersegurança moderna: por um lado, testes de penetração e análise dinâmica de aplicações web, focados em </w:t>
-      </w:r>
-      <w:proofErr w:type="spellStart"/>
-      <w:r>
-        <w:rPr>
-          <w:rFonts w:ascii="Calibri" w:hAnsi="Calibri" w:cs="Calibri"/>
-          <w:i/>
-          <w:iCs/>
-          <w:sz w:val="28"/>
-          <w:szCs w:val="28"/>
-        </w:rPr>
-        <w:t>endpoints</w:t>
-      </w:r>
-      <w:proofErr w:type="spellEnd"/>
-      <w:r>
-        <w:rPr>
-          <w:rFonts w:ascii="Calibri" w:hAnsi="Calibri" w:cs="Calibri"/>
-          <w:sz w:val="28"/>
-          <w:szCs w:val="28"/>
-        </w:rPr>
-        <w:t xml:space="preserve"> e validação de caminhos (caso do </w:t>
-      </w:r>
-      <w:proofErr w:type="spellStart"/>
-      <w:r>
-        <w:rPr>
-          <w:rFonts w:ascii="Calibri" w:hAnsi="Calibri" w:cs="Calibri"/>
-          <w:sz w:val="28"/>
-          <w:szCs w:val="28"/>
-        </w:rPr>
-        <w:t>Grafana</w:t>
-      </w:r>
-      <w:proofErr w:type="spellEnd"/>
-      <w:r>
-        <w:rPr>
-          <w:rFonts w:ascii="Calibri" w:hAnsi="Calibri" w:cs="Calibri"/>
-          <w:sz w:val="28"/>
-          <w:szCs w:val="28"/>
-        </w:rPr>
-        <w:t xml:space="preserve">); por outro, análise estática e </w:t>
-      </w:r>
-      <w:proofErr w:type="spellStart"/>
-      <w:r>
-        <w:rPr>
-          <w:rFonts w:ascii="Calibri" w:hAnsi="Calibri" w:cs="Calibri"/>
-          <w:i/>
-          <w:iCs/>
-          <w:sz w:val="28"/>
-          <w:szCs w:val="28"/>
-        </w:rPr>
-        <w:t>fuzzing</w:t>
-      </w:r>
-      <w:proofErr w:type="spellEnd"/>
-      <w:r>
-        <w:rPr>
-          <w:rFonts w:ascii="Calibri" w:hAnsi="Calibri" w:cs="Calibri"/>
-          <w:sz w:val="28"/>
-          <w:szCs w:val="28"/>
-        </w:rPr>
-        <w:t xml:space="preserve"> de componentes críticos de sistema, como a </w:t>
-      </w:r>
-      <w:proofErr w:type="spellStart"/>
-      <w:r>
-        <w:rPr>
-          <w:rFonts w:ascii="Calibri" w:hAnsi="Calibri" w:cs="Calibri"/>
-          <w:sz w:val="28"/>
-          <w:szCs w:val="28"/>
-        </w:rPr>
-        <w:t>Bash</w:t>
-      </w:r>
-      <w:proofErr w:type="spellEnd"/>
-      <w:r>
-        <w:rPr>
-          <w:rFonts w:ascii="Calibri" w:hAnsi="Calibri" w:cs="Calibri"/>
-          <w:sz w:val="28"/>
-          <w:szCs w:val="28"/>
-        </w:rPr>
-        <w:t xml:space="preserve">, para identificar erros de </w:t>
-      </w:r>
-      <w:proofErr w:type="spellStart"/>
-      <w:r>
-        <w:rPr>
-          <w:rFonts w:ascii="Calibri" w:hAnsi="Calibri" w:cs="Calibri"/>
-          <w:i/>
-          <w:iCs/>
-          <w:sz w:val="28"/>
-          <w:szCs w:val="28"/>
-        </w:rPr>
-        <w:t>parsing</w:t>
-      </w:r>
-      <w:proofErr w:type="spellEnd"/>
-      <w:r>
-        <w:rPr>
-          <w:rFonts w:ascii="Calibri" w:hAnsi="Calibri" w:cs="Calibri"/>
-          <w:sz w:val="28"/>
-          <w:szCs w:val="28"/>
-        </w:rPr>
-        <w:t xml:space="preserve"> que permitem injeção de comandos. A compreensão destas metodologias é essencial para perceber não só “onde” e “quando” as vulnerabilidades foram </w:t>
-      </w:r>
-      <w:proofErr w:type="spellStart"/>
-      <w:r>
-        <w:rPr>
-          <w:rFonts w:ascii="Calibri" w:hAnsi="Calibri" w:cs="Calibri"/>
-          <w:sz w:val="28"/>
-          <w:szCs w:val="28"/>
-        </w:rPr>
-        <w:t>detetadas</w:t>
-      </w:r>
-      <w:proofErr w:type="spellEnd"/>
-      <w:r>
-        <w:rPr>
-          <w:rFonts w:ascii="Calibri" w:hAnsi="Calibri" w:cs="Calibri"/>
-          <w:sz w:val="28"/>
-          <w:szCs w:val="28"/>
-        </w:rPr>
-        <w:t>, mas também como futuras falhas podem ser identificadas de forma proativa.</w:t>
-      </w:r>
-    </w:p>
-    <w:p>
-      <w:pPr>
-        <w:rPr>
-          <w:rFonts w:ascii="Calibri" w:hAnsi="Calibri" w:cs="Calibri"/>
-          <w:sz w:val="28"/>
-          <w:szCs w:val="28"/>
-        </w:rPr>
-      </w:pPr>
-    </w:p>
-    <w:p>
-      <w:pPr>
-        <w:rPr>
-          <w:rFonts w:ascii="Calibri" w:hAnsi="Calibri" w:cs="Calibri"/>
-          <w:sz w:val="28"/>
-          <w:szCs w:val="28"/>
-        </w:rPr>
-      </w:pPr>
-    </w:p>
-    <w:p>
-      <w:pPr>
-        <w:pStyle w:val="PargrafodaLista"/>
-        <w:ind w:firstLine="696"/>
-        <w:rPr>
-          <w:rFonts w:ascii="Calibri" w:hAnsi="Calibri" w:cs="Calibri"/>
-          <w:sz w:val="28"/>
-          <w:szCs w:val="28"/>
-        </w:rPr>
-      </w:pPr>
-    </w:p>
-    <w:p>
-      <w:pPr>
-        <w:pStyle w:val="PargrafodaLista"/>
-        <w:ind w:left="1440"/>
-        <w:rPr>
-          <w:rFonts w:ascii="Calibri" w:hAnsi="Calibri" w:cs="Calibri"/>
-          <w:sz w:val="48"/>
-          <w:szCs w:val="48"/>
-        </w:rPr>
-      </w:pPr>
-    </w:p>
-    <w:p>
-      <w:pPr>
-        <w:pStyle w:val="PargrafodaLista"/>
+    </w:p>
+    <w:p>
+      <w:pPr>
+        <w:pStyle w:val="ListParagraph"/>
         <w:rPr>
           <w:rFonts w:ascii="Calibri" w:hAnsi="Calibri" w:cs="Calibri"/>
           <w:sz w:val="48"/>
@@ -1797,7 +1130,7 @@
     </w:p>
     <w:p>
       <w:pPr>
-        <w:pStyle w:val="PargrafodaLista"/>
+        <w:pStyle w:val="ListParagraph"/>
         <w:ind w:left="1425"/>
         <w:rPr>
           <w:rFonts w:ascii="Calibri" w:hAnsi="Calibri" w:cs="Calibri"/>
@@ -2580,11 +1913,11 @@
       <w:lang w:val="pt-BR"/>
     </w:rPr>
   </w:style>
-  <w:style w:type="paragraph" w:styleId="Ttulo1">
+  <w:style w:type="paragraph" w:styleId="Heading1">
     <w:name w:val="heading 1"/>
     <w:basedOn w:val="Normal"/>
     <w:next w:val="Normal"/>
-    <w:link w:val="Ttulo1Char"/>
+    <w:link w:val="Heading1Char"/>
     <w:uiPriority w:val="9"/>
     <w:qFormat/>
     <w:rsid w:val="005D0292"/>
@@ -2601,13 +1934,12 @@
       <w:szCs w:val="40"/>
     </w:rPr>
   </w:style>
-  <w:style w:type="paragraph" w:styleId="Ttulo2">
+  <w:style w:type="paragraph" w:styleId="Heading2">
     <w:name w:val="heading 2"/>
     <w:basedOn w:val="Normal"/>
     <w:next w:val="Normal"/>
-    <w:link w:val="Ttulo2Char"/>
+    <w:link w:val="Heading2Char"/>
     <w:uiPriority w:val="9"/>
-    <w:semiHidden/>
     <w:unhideWhenUsed/>
     <w:qFormat/>
     <w:rsid w:val="005D0292"/>
@@ -2624,13 +1956,12 @@
       <w:szCs w:val="32"/>
     </w:rPr>
   </w:style>
-  <w:style w:type="paragraph" w:styleId="Ttulo3">
+  <w:style w:type="paragraph" w:styleId="Heading3">
     <w:name w:val="heading 3"/>
     <w:basedOn w:val="Normal"/>
     <w:next w:val="Normal"/>
-    <w:link w:val="Ttulo3Char"/>
+    <w:link w:val="Heading3Char"/>
     <w:uiPriority w:val="9"/>
-    <w:semiHidden/>
     <w:unhideWhenUsed/>
     <w:qFormat/>
     <w:rsid w:val="005D0292"/>
@@ -2647,13 +1978,12 @@
       <w:szCs w:val="28"/>
     </w:rPr>
   </w:style>
-  <w:style w:type="paragraph" w:styleId="Ttulo4">
+  <w:style w:type="paragraph" w:styleId="Heading4">
     <w:name w:val="heading 4"/>
     <w:basedOn w:val="Normal"/>
     <w:next w:val="Normal"/>
-    <w:link w:val="Ttulo4Char"/>
+    <w:link w:val="Heading4Char"/>
     <w:uiPriority w:val="9"/>
-    <w:semiHidden/>
     <w:unhideWhenUsed/>
     <w:qFormat/>
     <w:rsid w:val="005D0292"/>
@@ -2670,11 +2000,11 @@
       <w:color w:val="0F4761" w:themeColor="accent1" w:themeShade="BF"/>
     </w:rPr>
   </w:style>
-  <w:style w:type="paragraph" w:styleId="Ttulo5">
+  <w:style w:type="paragraph" w:styleId="Heading5">
     <w:name w:val="heading 5"/>
     <w:basedOn w:val="Normal"/>
     <w:next w:val="Normal"/>
-    <w:link w:val="Ttulo5Char"/>
+    <w:link w:val="Heading5Char"/>
     <w:uiPriority w:val="9"/>
     <w:semiHidden/>
     <w:unhideWhenUsed/>
@@ -2691,11 +2021,11 @@
       <w:color w:val="0F4761" w:themeColor="accent1" w:themeShade="BF"/>
     </w:rPr>
   </w:style>
-  <w:style w:type="paragraph" w:styleId="Ttulo6">
+  <w:style w:type="paragraph" w:styleId="Heading6">
     <w:name w:val="heading 6"/>
     <w:basedOn w:val="Normal"/>
     <w:next w:val="Normal"/>
-    <w:link w:val="Ttulo6Char"/>
+    <w:link w:val="Heading6Char"/>
     <w:uiPriority w:val="9"/>
     <w:semiHidden/>
     <w:unhideWhenUsed/>
@@ -2714,11 +2044,11 @@
       <w:color w:val="595959" w:themeColor="text1" w:themeTint="A6"/>
     </w:rPr>
   </w:style>
-  <w:style w:type="paragraph" w:styleId="Ttulo7">
+  <w:style w:type="paragraph" w:styleId="Heading7">
     <w:name w:val="heading 7"/>
     <w:basedOn w:val="Normal"/>
     <w:next w:val="Normal"/>
-    <w:link w:val="Ttulo7Char"/>
+    <w:link w:val="Heading7Char"/>
     <w:uiPriority w:val="9"/>
     <w:semiHidden/>
     <w:unhideWhenUsed/>
@@ -2735,11 +2065,11 @@
       <w:color w:val="595959" w:themeColor="text1" w:themeTint="A6"/>
     </w:rPr>
   </w:style>
-  <w:style w:type="paragraph" w:styleId="Ttulo8">
+  <w:style w:type="paragraph" w:styleId="Heading8">
     <w:name w:val="heading 8"/>
     <w:basedOn w:val="Normal"/>
     <w:next w:val="Normal"/>
-    <w:link w:val="Ttulo8Char"/>
+    <w:link w:val="Heading8Char"/>
     <w:uiPriority w:val="9"/>
     <w:semiHidden/>
     <w:unhideWhenUsed/>
@@ -2758,11 +2088,11 @@
       <w:color w:val="272727" w:themeColor="text1" w:themeTint="D8"/>
     </w:rPr>
   </w:style>
-  <w:style w:type="paragraph" w:styleId="Ttulo9">
+  <w:style w:type="paragraph" w:styleId="Heading9">
     <w:name w:val="heading 9"/>
     <w:basedOn w:val="Normal"/>
     <w:next w:val="Normal"/>
-    <w:link w:val="Ttulo9Char"/>
+    <w:link w:val="Heading9Char"/>
     <w:uiPriority w:val="9"/>
     <w:semiHidden/>
     <w:unhideWhenUsed/>
@@ -2779,12 +2109,13 @@
       <w:color w:val="272727" w:themeColor="text1" w:themeTint="D8"/>
     </w:rPr>
   </w:style>
-  <w:style w:type="character" w:default="1" w:styleId="Fontepargpadro">
+  <w:style w:type="character" w:default="1" w:styleId="DefaultParagraphFont">
     <w:name w:val="Default Paragraph Font"/>
     <w:uiPriority w:val="1"/>
+    <w:semiHidden/>
     <w:unhideWhenUsed/>
   </w:style>
-  <w:style w:type="table" w:default="1" w:styleId="Tabelanormal">
+  <w:style w:type="table" w:default="1" w:styleId="TableNormal">
     <w:name w:val="Normal Table"/>
     <w:uiPriority w:val="99"/>
     <w:semiHidden/>
@@ -2799,16 +2130,16 @@
       </w:tblCellMar>
     </w:tblPr>
   </w:style>
-  <w:style w:type="numbering" w:default="1" w:styleId="Semlista">
+  <w:style w:type="numbering" w:default="1" w:styleId="NoList">
     <w:name w:val="No List"/>
     <w:uiPriority w:val="99"/>
     <w:semiHidden/>
     <w:unhideWhenUsed/>
   </w:style>
-  <w:style w:type="character" w:customStyle="1" w:styleId="Ttulo1Char">
-    <w:name w:val="Título 1 Char"/>
-    <w:basedOn w:val="Fontepargpadro"/>
-    <w:link w:val="Ttulo1"/>
+  <w:style w:type="character" w:customStyle="1" w:styleId="Heading1Char">
+    <w:name w:val="Heading 1 Char"/>
+    <w:basedOn w:val="DefaultParagraphFont"/>
+    <w:link w:val="Heading1"/>
     <w:uiPriority w:val="9"/>
     <w:rsid w:val="005D0292"/>
     <w:rPr>
@@ -2819,12 +2150,11 @@
       <w:lang w:val="pt-BR"/>
     </w:rPr>
   </w:style>
-  <w:style w:type="character" w:customStyle="1" w:styleId="Ttulo2Char">
-    <w:name w:val="Título 2 Char"/>
-    <w:basedOn w:val="Fontepargpadro"/>
-    <w:link w:val="Ttulo2"/>
+  <w:style w:type="character" w:customStyle="1" w:styleId="Heading2Char">
+    <w:name w:val="Heading 2 Char"/>
+    <w:basedOn w:val="DefaultParagraphFont"/>
+    <w:link w:val="Heading2"/>
     <w:uiPriority w:val="9"/>
-    <w:semiHidden/>
     <w:rsid w:val="005D0292"/>
     <w:rPr>
       <w:rFonts w:asciiTheme="majorHAnsi" w:eastAsiaTheme="majorEastAsia" w:hAnsiTheme="majorHAnsi" w:cstheme="majorBidi"/>
@@ -2834,12 +2164,11 @@
       <w:lang w:val="pt-BR"/>
     </w:rPr>
   </w:style>
-  <w:style w:type="character" w:customStyle="1" w:styleId="Ttulo3Char">
-    <w:name w:val="Título 3 Char"/>
-    <w:basedOn w:val="Fontepargpadro"/>
-    <w:link w:val="Ttulo3"/>
+  <w:style w:type="character" w:customStyle="1" w:styleId="Heading3Char">
+    <w:name w:val="Heading 3 Char"/>
+    <w:basedOn w:val="DefaultParagraphFont"/>
+    <w:link w:val="Heading3"/>
     <w:uiPriority w:val="9"/>
-    <w:semiHidden/>
     <w:rsid w:val="005D0292"/>
     <w:rPr>
       <w:rFonts w:eastAsiaTheme="majorEastAsia" w:cstheme="majorBidi"/>
@@ -2849,12 +2178,11 @@
       <w:lang w:val="pt-BR"/>
     </w:rPr>
   </w:style>
-  <w:style w:type="character" w:customStyle="1" w:styleId="Ttulo4Char">
-    <w:name w:val="Título 4 Char"/>
-    <w:basedOn w:val="Fontepargpadro"/>
-    <w:link w:val="Ttulo4"/>
+  <w:style w:type="character" w:customStyle="1" w:styleId="Heading4Char">
+    <w:name w:val="Heading 4 Char"/>
+    <w:basedOn w:val="DefaultParagraphFont"/>
+    <w:link w:val="Heading4"/>
     <w:uiPriority w:val="9"/>
-    <w:semiHidden/>
     <w:rsid w:val="005D0292"/>
     <w:rPr>
       <w:rFonts w:eastAsiaTheme="majorEastAsia" w:cstheme="majorBidi"/>
@@ -2864,10 +2192,10 @@
       <w:lang w:val="pt-BR"/>
     </w:rPr>
   </w:style>
-  <w:style w:type="character" w:customStyle="1" w:styleId="Ttulo5Char">
-    <w:name w:val="Título 5 Char"/>
-    <w:basedOn w:val="Fontepargpadro"/>
-    <w:link w:val="Ttulo5"/>
+  <w:style w:type="character" w:customStyle="1" w:styleId="Heading5Char">
+    <w:name w:val="Heading 5 Char"/>
+    <w:basedOn w:val="DefaultParagraphFont"/>
+    <w:link w:val="Heading5"/>
     <w:uiPriority w:val="9"/>
     <w:semiHidden/>
     <w:rsid w:val="005D0292"/>
@@ -2877,10 +2205,10 @@
       <w:lang w:val="pt-BR"/>
     </w:rPr>
   </w:style>
-  <w:style w:type="character" w:customStyle="1" w:styleId="Ttulo6Char">
-    <w:name w:val="Título 6 Char"/>
-    <w:basedOn w:val="Fontepargpadro"/>
-    <w:link w:val="Ttulo6"/>
+  <w:style w:type="character" w:customStyle="1" w:styleId="Heading6Char">
+    <w:name w:val="Heading 6 Char"/>
+    <w:basedOn w:val="DefaultParagraphFont"/>
+    <w:link w:val="Heading6"/>
     <w:uiPriority w:val="9"/>
     <w:semiHidden/>
     <w:rsid w:val="005D0292"/>
@@ -2892,10 +2220,10 @@
       <w:lang w:val="pt-BR"/>
     </w:rPr>
   </w:style>
-  <w:style w:type="character" w:customStyle="1" w:styleId="Ttulo7Char">
-    <w:name w:val="Título 7 Char"/>
-    <w:basedOn w:val="Fontepargpadro"/>
-    <w:link w:val="Ttulo7"/>
+  <w:style w:type="character" w:customStyle="1" w:styleId="Heading7Char">
+    <w:name w:val="Heading 7 Char"/>
+    <w:basedOn w:val="DefaultParagraphFont"/>
+    <w:link w:val="Heading7"/>
     <w:uiPriority w:val="9"/>
     <w:semiHidden/>
     <w:rsid w:val="005D0292"/>
@@ -2905,10 +2233,10 @@
       <w:lang w:val="pt-BR"/>
     </w:rPr>
   </w:style>
-  <w:style w:type="character" w:customStyle="1" w:styleId="Ttulo8Char">
-    <w:name w:val="Título 8 Char"/>
-    <w:basedOn w:val="Fontepargpadro"/>
-    <w:link w:val="Ttulo8"/>
+  <w:style w:type="character" w:customStyle="1" w:styleId="Heading8Char">
+    <w:name w:val="Heading 8 Char"/>
+    <w:basedOn w:val="DefaultParagraphFont"/>
+    <w:link w:val="Heading8"/>
     <w:uiPriority w:val="9"/>
     <w:semiHidden/>
     <w:rsid w:val="005D0292"/>
@@ -2920,10 +2248,10 @@
       <w:lang w:val="pt-BR"/>
     </w:rPr>
   </w:style>
-  <w:style w:type="character" w:customStyle="1" w:styleId="Ttulo9Char">
-    <w:name w:val="Título 9 Char"/>
-    <w:basedOn w:val="Fontepargpadro"/>
-    <w:link w:val="Ttulo9"/>
+  <w:style w:type="character" w:customStyle="1" w:styleId="Heading9Char">
+    <w:name w:val="Heading 9 Char"/>
+    <w:basedOn w:val="DefaultParagraphFont"/>
+    <w:link w:val="Heading9"/>
     <w:uiPriority w:val="9"/>
     <w:semiHidden/>
     <w:rsid w:val="005D0292"/>
@@ -2933,11 +2261,11 @@
       <w:lang w:val="pt-BR"/>
     </w:rPr>
   </w:style>
-  <w:style w:type="paragraph" w:styleId="Ttulo">
+  <w:style w:type="paragraph" w:styleId="Title">
     <w:name w:val="Title"/>
     <w:basedOn w:val="Normal"/>
     <w:next w:val="Normal"/>
-    <w:link w:val="TtuloChar"/>
+    <w:link w:val="TitleChar"/>
     <w:uiPriority w:val="10"/>
     <w:qFormat/>
     <w:rsid w:val="005D0292"/>
@@ -2953,10 +2281,10 @@
       <w:szCs w:val="56"/>
     </w:rPr>
   </w:style>
-  <w:style w:type="character" w:customStyle="1" w:styleId="TtuloChar">
-    <w:name w:val="Título Char"/>
-    <w:basedOn w:val="Fontepargpadro"/>
-    <w:link w:val="Ttulo"/>
+  <w:style w:type="character" w:customStyle="1" w:styleId="TitleChar">
+    <w:name w:val="Title Char"/>
+    <w:basedOn w:val="DefaultParagraphFont"/>
+    <w:link w:val="Title"/>
     <w:uiPriority w:val="10"/>
     <w:rsid w:val="005D0292"/>
     <w:rPr>
@@ -2968,11 +2296,11 @@
       <w:lang w:val="pt-BR"/>
     </w:rPr>
   </w:style>
-  <w:style w:type="paragraph" w:styleId="Subttulo">
+  <w:style w:type="paragraph" w:styleId="Subtitle">
     <w:name w:val="Subtitle"/>
     <w:basedOn w:val="Normal"/>
     <w:next w:val="Normal"/>
-    <w:link w:val="SubttuloChar"/>
+    <w:link w:val="SubtitleChar"/>
     <w:uiPriority w:val="11"/>
     <w:qFormat/>
     <w:rsid w:val="005D0292"/>
@@ -2989,10 +2317,10 @@
       <w:szCs w:val="28"/>
     </w:rPr>
   </w:style>
-  <w:style w:type="character" w:customStyle="1" w:styleId="SubttuloChar">
-    <w:name w:val="Subtítulo Char"/>
-    <w:basedOn w:val="Fontepargpadro"/>
-    <w:link w:val="Subttulo"/>
+  <w:style w:type="character" w:customStyle="1" w:styleId="SubtitleChar">
+    <w:name w:val="Subtitle Char"/>
+    <w:basedOn w:val="DefaultParagraphFont"/>
+    <w:link w:val="Subtitle"/>
     <w:uiPriority w:val="11"/>
     <w:rsid w:val="005D0292"/>
     <w:rPr>
@@ -3004,11 +2332,11 @@
       <w:lang w:val="pt-BR"/>
     </w:rPr>
   </w:style>
-  <w:style w:type="paragraph" w:styleId="Citao">
+  <w:style w:type="paragraph" w:styleId="Quote">
     <w:name w:val="Quote"/>
     <w:basedOn w:val="Normal"/>
     <w:next w:val="Normal"/>
-    <w:link w:val="CitaoChar"/>
+    <w:link w:val="QuoteChar"/>
     <w:uiPriority w:val="29"/>
     <w:qFormat/>
     <w:rsid w:val="005D0292"/>
@@ -3022,10 +2350,10 @@
       <w:color w:val="404040" w:themeColor="text1" w:themeTint="BF"/>
     </w:rPr>
   </w:style>
-  <w:style w:type="character" w:customStyle="1" w:styleId="CitaoChar">
-    <w:name w:val="Citação Char"/>
-    <w:basedOn w:val="Fontepargpadro"/>
-    <w:link w:val="Citao"/>
+  <w:style w:type="character" w:customStyle="1" w:styleId="QuoteChar">
+    <w:name w:val="Quote Char"/>
+    <w:basedOn w:val="DefaultParagraphFont"/>
+    <w:link w:val="Quote"/>
     <w:uiPriority w:val="29"/>
     <w:rsid w:val="005D0292"/>
     <w:rPr>
@@ -3035,7 +2363,7 @@
       <w:lang w:val="pt-BR"/>
     </w:rPr>
   </w:style>
-  <w:style w:type="paragraph" w:styleId="PargrafodaLista">
+  <w:style w:type="paragraph" w:styleId="ListParagraph">
     <w:name w:val="List Paragraph"/>
     <w:basedOn w:val="Normal"/>
     <w:uiPriority w:val="34"/>
@@ -3046,9 +2374,9 @@
       <w:contextualSpacing/>
     </w:pPr>
   </w:style>
-  <w:style w:type="character" w:styleId="nfaseIntensa">
+  <w:style w:type="character" w:styleId="IntenseEmphasis">
     <w:name w:val="Intense Emphasis"/>
-    <w:basedOn w:val="Fontepargpadro"/>
+    <w:basedOn w:val="DefaultParagraphFont"/>
     <w:uiPriority w:val="21"/>
     <w:qFormat/>
     <w:rsid w:val="005D0292"/>
@@ -3058,11 +2386,11 @@
       <w:color w:val="0F4761" w:themeColor="accent1" w:themeShade="BF"/>
     </w:rPr>
   </w:style>
-  <w:style w:type="paragraph" w:styleId="CitaoIntensa">
+  <w:style w:type="paragraph" w:styleId="IntenseQuote">
     <w:name w:val="Intense Quote"/>
     <w:basedOn w:val="Normal"/>
     <w:next w:val="Normal"/>
-    <w:link w:val="CitaoIntensaChar"/>
+    <w:link w:val="IntenseQuoteChar"/>
     <w:uiPriority w:val="30"/>
     <w:qFormat/>
     <w:rsid w:val="005D0292"/>
@@ -3081,10 +2409,10 @@
       <w:color w:val="0F4761" w:themeColor="accent1" w:themeShade="BF"/>
     </w:rPr>
   </w:style>
-  <w:style w:type="character" w:customStyle="1" w:styleId="CitaoIntensaChar">
-    <w:name w:val="Citação Intensa Char"/>
-    <w:basedOn w:val="Fontepargpadro"/>
-    <w:link w:val="CitaoIntensa"/>
+  <w:style w:type="character" w:customStyle="1" w:styleId="IntenseQuoteChar">
+    <w:name w:val="Intense Quote Char"/>
+    <w:basedOn w:val="DefaultParagraphFont"/>
+    <w:link w:val="IntenseQuote"/>
     <w:uiPriority w:val="30"/>
     <w:rsid w:val="005D0292"/>
     <w:rPr>
@@ -3094,9 +2422,9 @@
       <w:lang w:val="pt-BR"/>
     </w:rPr>
   </w:style>
-  <w:style w:type="character" w:styleId="RefernciaIntensa">
+  <w:style w:type="character" w:styleId="IntenseReference">
     <w:name w:val="Intense Reference"/>
-    <w:basedOn w:val="Fontepargpadro"/>
+    <w:basedOn w:val="DefaultParagraphFont"/>
     <w:uiPriority w:val="32"/>
     <w:qFormat/>
     <w:rsid w:val="005D0292"/>
